--- a/data/03_investment_memo/investment_memo_34.docx
+++ b/data/03_investment_memo/investment_memo_34.docx
@@ -21,7 +21,51 @@
     <w:p>
       <w:r>
         <w:br/>
-        <w:t>风险管理部认为，人工智能 行业仍然面临若干</w:t>
+        <w:t>华辰资本旗下的 HC Energy Transition Fund 在最近的资产配置会议中</w:t>
+        <w:br/>
+        <w:t>讨论了 人工智能 行业的投资机会，并对 惠派国际公司科技有限公司</w:t>
+        <w:br/>
+        <w:t>进行了重点评估。</w:t>
+        <w:br/>
+      </w:r>
+    </w:p>
+    <w:p>
+      <w:r>
+        <w:br/>
+        <w:t>华辰资本旗下的 HC Energy Transition Fund 在最近的资产配置会议中</w:t>
+        <w:br/>
+        <w:t>讨论了 人工智能 行业的投资机会，并对 明腾传媒有限公司</w:t>
+        <w:br/>
+        <w:t>进行了重点评估。</w:t>
+        <w:br/>
+      </w:r>
+    </w:p>
+    <w:p>
+      <w:r>
+        <w:br/>
+        <w:t>华辰资本旗下的 HC AI Innovation Fund 在最近的资产配置会议中</w:t>
+        <w:br/>
+        <w:t>讨论了 消费科技 行业的投资机会，并对 天开科技有限公司</w:t>
+        <w:br/>
+        <w:t>进行了重点评估。</w:t>
+        <w:br/>
+      </w:r>
+    </w:p>
+    <w:p>
+      <w:r>
+        <w:br/>
+        <w:t>华辰资本旗下的 HC AI Innovation Fund 在最近的资产配置会议中</w:t>
+        <w:br/>
+        <w:t>讨论了 云计算 行业的投资机会，并对 良诺科技有限公司</w:t>
+        <w:br/>
+        <w:t>进行了重点评估。</w:t>
+        <w:br/>
+      </w:r>
+    </w:p>
+    <w:p>
+      <w:r>
+        <w:br/>
+        <w:t>风险管理部认为，医疗科技 行业仍然面临若干</w:t>
         <w:br/>
         <w:t>不确定性因素，包括技术迭代风险、政策变化、</w:t>
         <w:br/>
@@ -32,59 +76,736 @@
     <w:p>
       <w:r>
         <w:br/>
-        <w:t>从产业链角度看，机器人 行业主要由上游设备厂商、</w:t>
+        <w:t>从产业链角度看，新能源 行业主要由上游设备厂商、</w:t>
         <w:br/>
         <w:t>中游平台企业以及下游应用厂商组成。</w:t>
         <w:br/>
-        <w:t>新宇龙信息传媒有限公司 主要位于产业链的 中游 环节。</w:t>
+        <w:t>创汇传媒有限公司 主要位于产业链的 中游 环节。</w:t>
         <w:br/>
       </w:r>
     </w:p>
     <w:p>
       <w:r>
         <w:br/>
-        <w:t>鸿睿思博网络有限公司 是中国 新能源 行业的重要企业之一。</w:t>
+        <w:t>华辰资本旗下的 HC Quant Arbitrage Fund 在最近的资产配置会议中</w:t>
         <w:br/>
-        <w:t>根据华辰资本 投资委员会 的研究，该公司成立于 2015 年，</w:t>
+        <w:t>讨论了 人工智能 行业的投资机会，并对 飞利信科技有限公司</w:t>
         <w:br/>
-        <w:t>目前员工规模约 1240 人。公司近年来持续加大研发投入，</w:t>
-        <w:br/>
-        <w:t>在核心技术方面形成了较强的竞争壁垒。</w:t>
+        <w:t>进行了重点评估。</w:t>
         <w:br/>
       </w:r>
     </w:p>
     <w:p>
       <w:r>
         <w:br/>
-        <w:t>迪摩科技有限公司 是中国 人工智能 行业的重要企业之一。</w:t>
+        <w:t>根据内部财务模型测算，迪摩信息有限公司 在未来三年</w:t>
         <w:br/>
-        <w:t>根据华辰资本 风险管理部 的研究，该公司成立于 2017 年，</w:t>
+        <w:t>收入复合增长率预计可达到 29% 左右。</w:t>
         <w:br/>
-        <w:t>目前员工规模约 7554 人。公司近年来持续加大研发投入，</w:t>
+        <w:t>该预测基于行业需求增长以及公司产能扩张计划。</w:t>
         <w:br/>
-        <w:t>在核心技术方面形成了较强的竞争壁垒。</w:t>
-        <w:br/>
+      </w:r>
+    </w:p>
+    <w:tbl>
+      <w:tblPr>
+        <w:tblW w:type="auto" w:w="0"/>
+        <w:tblLook w:firstColumn="1" w:firstRow="1" w:lastColumn="0" w:lastRow="0" w:noHBand="0" w:noVBand="1" w:val="04A0"/>
+      </w:tblPr>
+      <w:tblGrid>
+        <w:gridCol w:w="2160"/>
+        <w:gridCol w:w="2160"/>
+        <w:gridCol w:w="2160"/>
+        <w:gridCol w:w="2160"/>
+      </w:tblGrid>
+      <w:tr>
+        <w:tc>
+          <w:tcPr>
+            <w:tcW w:type="dxa" w:w="2160"/>
+          </w:tcPr>
+          <w:p>
+            <w:r>
+              <w:t>公司</w:t>
+            </w:r>
+          </w:p>
+        </w:tc>
+        <w:tc>
+          <w:tcPr>
+            <w:tcW w:type="dxa" w:w="2160"/>
+          </w:tcPr>
+          <w:p>
+            <w:r>
+              <w:t>行业</w:t>
+            </w:r>
+          </w:p>
+        </w:tc>
+        <w:tc>
+          <w:tcPr>
+            <w:tcW w:type="dxa" w:w="2160"/>
+          </w:tcPr>
+          <w:p>
+            <w:r>
+              <w:t>市值</w:t>
+            </w:r>
+          </w:p>
+        </w:tc>
+        <w:tc>
+          <w:tcPr>
+            <w:tcW w:type="dxa" w:w="2160"/>
+          </w:tcPr>
+          <w:p>
+            <w:r>
+              <w:t>增长率</w:t>
+            </w:r>
+          </w:p>
+        </w:tc>
+      </w:tr>
+      <w:tr>
+        <w:tc>
+          <w:tcPr>
+            <w:tcW w:type="dxa" w:w="2160"/>
+          </w:tcPr>
+          <w:p>
+            <w:r>
+              <w:t>明腾传媒有限公司</w:t>
+            </w:r>
+          </w:p>
+        </w:tc>
+        <w:tc>
+          <w:tcPr>
+            <w:tcW w:type="dxa" w:w="2160"/>
+          </w:tcPr>
+          <w:p>
+            <w:r>
+              <w:t>人工智能</w:t>
+            </w:r>
+          </w:p>
+        </w:tc>
+        <w:tc>
+          <w:tcPr>
+            <w:tcW w:type="dxa" w:w="2160"/>
+          </w:tcPr>
+          <w:p>
+            <w:r>
+              <w:t>281亿</w:t>
+            </w:r>
+          </w:p>
+        </w:tc>
+        <w:tc>
+          <w:tcPr>
+            <w:tcW w:type="dxa" w:w="2160"/>
+          </w:tcPr>
+          <w:p>
+            <w:r>
+              <w:t>12%</w:t>
+            </w:r>
+          </w:p>
+        </w:tc>
+      </w:tr>
+      <w:tr>
+        <w:tc>
+          <w:tcPr>
+            <w:tcW w:type="dxa" w:w="2160"/>
+          </w:tcPr>
+          <w:p>
+            <w:r>
+              <w:t>华成育卓传媒有限公司</w:t>
+            </w:r>
+          </w:p>
+        </w:tc>
+        <w:tc>
+          <w:tcPr>
+            <w:tcW w:type="dxa" w:w="2160"/>
+          </w:tcPr>
+          <w:p>
+            <w:r>
+              <w:t>人工智能</w:t>
+            </w:r>
+          </w:p>
+        </w:tc>
+        <w:tc>
+          <w:tcPr>
+            <w:tcW w:type="dxa" w:w="2160"/>
+          </w:tcPr>
+          <w:p>
+            <w:r>
+              <w:t>709亿</w:t>
+            </w:r>
+          </w:p>
+        </w:tc>
+        <w:tc>
+          <w:tcPr>
+            <w:tcW w:type="dxa" w:w="2160"/>
+          </w:tcPr>
+          <w:p>
+            <w:r>
+              <w:t>25%</w:t>
+            </w:r>
+          </w:p>
+        </w:tc>
+      </w:tr>
+      <w:tr>
+        <w:tc>
+          <w:tcPr>
+            <w:tcW w:type="dxa" w:w="2160"/>
+          </w:tcPr>
+          <w:p>
+            <w:r>
+              <w:t>方正科技传媒有限公司</w:t>
+            </w:r>
+          </w:p>
+        </w:tc>
+        <w:tc>
+          <w:tcPr>
+            <w:tcW w:type="dxa" w:w="2160"/>
+          </w:tcPr>
+          <w:p>
+            <w:r>
+              <w:t>人工智能</w:t>
+            </w:r>
+          </w:p>
+        </w:tc>
+        <w:tc>
+          <w:tcPr>
+            <w:tcW w:type="dxa" w:w="2160"/>
+          </w:tcPr>
+          <w:p>
+            <w:r>
+              <w:t>641亿</w:t>
+            </w:r>
+          </w:p>
+        </w:tc>
+        <w:tc>
+          <w:tcPr>
+            <w:tcW w:type="dxa" w:w="2160"/>
+          </w:tcPr>
+          <w:p>
+            <w:r>
+              <w:t>12%</w:t>
+            </w:r>
+          </w:p>
+        </w:tc>
+      </w:tr>
+      <w:tr>
+        <w:tc>
+          <w:tcPr>
+            <w:tcW w:type="dxa" w:w="2160"/>
+          </w:tcPr>
+          <w:p>
+            <w:r>
+              <w:t>华成育卓科技有限公司</w:t>
+            </w:r>
+          </w:p>
+        </w:tc>
+        <w:tc>
+          <w:tcPr>
+            <w:tcW w:type="dxa" w:w="2160"/>
+          </w:tcPr>
+          <w:p>
+            <w:r>
+              <w:t>医疗科技</w:t>
+            </w:r>
+          </w:p>
+        </w:tc>
+        <w:tc>
+          <w:tcPr>
+            <w:tcW w:type="dxa" w:w="2160"/>
+          </w:tcPr>
+          <w:p>
+            <w:r>
+              <w:t>782亿</w:t>
+            </w:r>
+          </w:p>
+        </w:tc>
+        <w:tc>
+          <w:tcPr>
+            <w:tcW w:type="dxa" w:w="2160"/>
+          </w:tcPr>
+          <w:p>
+            <w:r>
+              <w:t>17%</w:t>
+            </w:r>
+          </w:p>
+        </w:tc>
+      </w:tr>
+      <w:tr>
+        <w:tc>
+          <w:tcPr>
+            <w:tcW w:type="dxa" w:w="2160"/>
+          </w:tcPr>
+          <w:p>
+            <w:r>
+              <w:t>毕博诚信息有限公司</w:t>
+            </w:r>
+          </w:p>
+        </w:tc>
+        <w:tc>
+          <w:tcPr>
+            <w:tcW w:type="dxa" w:w="2160"/>
+          </w:tcPr>
+          <w:p>
+            <w:r>
+              <w:t>机器人</w:t>
+            </w:r>
+          </w:p>
+        </w:tc>
+        <w:tc>
+          <w:tcPr>
+            <w:tcW w:type="dxa" w:w="2160"/>
+          </w:tcPr>
+          <w:p>
+            <w:r>
+              <w:t>419亿</w:t>
+            </w:r>
+          </w:p>
+        </w:tc>
+        <w:tc>
+          <w:tcPr>
+            <w:tcW w:type="dxa" w:w="2160"/>
+          </w:tcPr>
+          <w:p>
+            <w:r>
+              <w:t>13%</w:t>
+            </w:r>
+          </w:p>
+        </w:tc>
+      </w:tr>
+      <w:tr>
+        <w:tc>
+          <w:tcPr>
+            <w:tcW w:type="dxa" w:w="2160"/>
+          </w:tcPr>
+          <w:p>
+            <w:r>
+              <w:t>毕博诚信息有限公司</w:t>
+            </w:r>
+          </w:p>
+        </w:tc>
+        <w:tc>
+          <w:tcPr>
+            <w:tcW w:type="dxa" w:w="2160"/>
+          </w:tcPr>
+          <w:p>
+            <w:r>
+              <w:t>机器人</w:t>
+            </w:r>
+          </w:p>
+        </w:tc>
+        <w:tc>
+          <w:tcPr>
+            <w:tcW w:type="dxa" w:w="2160"/>
+          </w:tcPr>
+          <w:p>
+            <w:r>
+              <w:t>608亿</w:t>
+            </w:r>
+          </w:p>
+        </w:tc>
+        <w:tc>
+          <w:tcPr>
+            <w:tcW w:type="dxa" w:w="2160"/>
+          </w:tcPr>
+          <w:p>
+            <w:r>
+              <w:t>15%</w:t>
+            </w:r>
+          </w:p>
+        </w:tc>
+      </w:tr>
+      <w:tr>
+        <w:tc>
+          <w:tcPr>
+            <w:tcW w:type="dxa" w:w="2160"/>
+          </w:tcPr>
+          <w:p>
+            <w:r>
+              <w:t>信诚致远科技有限公司</w:t>
+            </w:r>
+          </w:p>
+        </w:tc>
+        <w:tc>
+          <w:tcPr>
+            <w:tcW w:type="dxa" w:w="2160"/>
+          </w:tcPr>
+          <w:p>
+            <w:r>
+              <w:t>云计算</w:t>
+            </w:r>
+          </w:p>
+        </w:tc>
+        <w:tc>
+          <w:tcPr>
+            <w:tcW w:type="dxa" w:w="2160"/>
+          </w:tcPr>
+          <w:p>
+            <w:r>
+              <w:t>553亿</w:t>
+            </w:r>
+          </w:p>
+        </w:tc>
+        <w:tc>
+          <w:tcPr>
+            <w:tcW w:type="dxa" w:w="2160"/>
+          </w:tcPr>
+          <w:p>
+            <w:r>
+              <w:t>24%</w:t>
+            </w:r>
+          </w:p>
+        </w:tc>
+      </w:tr>
+      <w:tr>
+        <w:tc>
+          <w:tcPr>
+            <w:tcW w:type="dxa" w:w="2160"/>
+          </w:tcPr>
+          <w:p>
+            <w:r>
+              <w:t>信诚致远网络有限公司</w:t>
+            </w:r>
+          </w:p>
+        </w:tc>
+        <w:tc>
+          <w:tcPr>
+            <w:tcW w:type="dxa" w:w="2160"/>
+          </w:tcPr>
+          <w:p>
+            <w:r>
+              <w:t>半导体</w:t>
+            </w:r>
+          </w:p>
+        </w:tc>
+        <w:tc>
+          <w:tcPr>
+            <w:tcW w:type="dxa" w:w="2160"/>
+          </w:tcPr>
+          <w:p>
+            <w:r>
+              <w:t>585亿</w:t>
+            </w:r>
+          </w:p>
+        </w:tc>
+        <w:tc>
+          <w:tcPr>
+            <w:tcW w:type="dxa" w:w="2160"/>
+          </w:tcPr>
+          <w:p>
+            <w:r>
+              <w:t>7%</w:t>
+            </w:r>
+          </w:p>
+        </w:tc>
+      </w:tr>
+      <w:tr>
+        <w:tc>
+          <w:tcPr>
+            <w:tcW w:type="dxa" w:w="2160"/>
+          </w:tcPr>
+          <w:p>
+            <w:r>
+              <w:t>良诺科技有限公司</w:t>
+            </w:r>
+          </w:p>
+        </w:tc>
+        <w:tc>
+          <w:tcPr>
+            <w:tcW w:type="dxa" w:w="2160"/>
+          </w:tcPr>
+          <w:p>
+            <w:r>
+              <w:t>云计算</w:t>
+            </w:r>
+          </w:p>
+        </w:tc>
+        <w:tc>
+          <w:tcPr>
+            <w:tcW w:type="dxa" w:w="2160"/>
+          </w:tcPr>
+          <w:p>
+            <w:r>
+              <w:t>675亿</w:t>
+            </w:r>
+          </w:p>
+        </w:tc>
+        <w:tc>
+          <w:tcPr>
+            <w:tcW w:type="dxa" w:w="2160"/>
+          </w:tcPr>
+          <w:p>
+            <w:r>
+              <w:t>30%</w:t>
+            </w:r>
+          </w:p>
+        </w:tc>
+      </w:tr>
+      <w:tr>
+        <w:tc>
+          <w:tcPr>
+            <w:tcW w:type="dxa" w:w="2160"/>
+          </w:tcPr>
+          <w:p>
+            <w:r>
+              <w:t>恩悌网络有限公司</w:t>
+            </w:r>
+          </w:p>
+        </w:tc>
+        <w:tc>
+          <w:tcPr>
+            <w:tcW w:type="dxa" w:w="2160"/>
+          </w:tcPr>
+          <w:p>
+            <w:r>
+              <w:t>新能源</w:t>
+            </w:r>
+          </w:p>
+        </w:tc>
+        <w:tc>
+          <w:tcPr>
+            <w:tcW w:type="dxa" w:w="2160"/>
+          </w:tcPr>
+          <w:p>
+            <w:r>
+              <w:t>721亿</w:t>
+            </w:r>
+          </w:p>
+        </w:tc>
+        <w:tc>
+          <w:tcPr>
+            <w:tcW w:type="dxa" w:w="2160"/>
+          </w:tcPr>
+          <w:p>
+            <w:r>
+              <w:t>27%</w:t>
+            </w:r>
+          </w:p>
+        </w:tc>
+      </w:tr>
+      <w:tr>
+        <w:tc>
+          <w:tcPr>
+            <w:tcW w:type="dxa" w:w="2160"/>
+          </w:tcPr>
+          <w:p>
+            <w:r>
+              <w:t>联软科技有限公司</w:t>
+            </w:r>
+          </w:p>
+        </w:tc>
+        <w:tc>
+          <w:tcPr>
+            <w:tcW w:type="dxa" w:w="2160"/>
+          </w:tcPr>
+          <w:p>
+            <w:r>
+              <w:t>消费科技</w:t>
+            </w:r>
+          </w:p>
+        </w:tc>
+        <w:tc>
+          <w:tcPr>
+            <w:tcW w:type="dxa" w:w="2160"/>
+          </w:tcPr>
+          <w:p>
+            <w:r>
+              <w:t>604亿</w:t>
+            </w:r>
+          </w:p>
+        </w:tc>
+        <w:tc>
+          <w:tcPr>
+            <w:tcW w:type="dxa" w:w="2160"/>
+          </w:tcPr>
+          <w:p>
+            <w:r>
+              <w:t>10%</w:t>
+            </w:r>
+          </w:p>
+        </w:tc>
+      </w:tr>
+      <w:tr>
+        <w:tc>
+          <w:tcPr>
+            <w:tcW w:type="dxa" w:w="2160"/>
+          </w:tcPr>
+          <w:p>
+            <w:r>
+              <w:t>飞利信科技有限公司</w:t>
+            </w:r>
+          </w:p>
+        </w:tc>
+        <w:tc>
+          <w:tcPr>
+            <w:tcW w:type="dxa" w:w="2160"/>
+          </w:tcPr>
+          <w:p>
+            <w:r>
+              <w:t>人工智能</w:t>
+            </w:r>
+          </w:p>
+        </w:tc>
+        <w:tc>
+          <w:tcPr>
+            <w:tcW w:type="dxa" w:w="2160"/>
+          </w:tcPr>
+          <w:p>
+            <w:r>
+              <w:t>546亿</w:t>
+            </w:r>
+          </w:p>
+        </w:tc>
+        <w:tc>
+          <w:tcPr>
+            <w:tcW w:type="dxa" w:w="2160"/>
+          </w:tcPr>
+          <w:p>
+            <w:r>
+              <w:t>29%</w:t>
+            </w:r>
+          </w:p>
+        </w:tc>
+      </w:tr>
+      <w:tr>
+        <w:tc>
+          <w:tcPr>
+            <w:tcW w:type="dxa" w:w="2160"/>
+          </w:tcPr>
+          <w:p>
+            <w:r>
+              <w:t>昂歌信息信息有限公司</w:t>
+            </w:r>
+          </w:p>
+        </w:tc>
+        <w:tc>
+          <w:tcPr>
+            <w:tcW w:type="dxa" w:w="2160"/>
+          </w:tcPr>
+          <w:p>
+            <w:r>
+              <w:t>消费科技</w:t>
+            </w:r>
+          </w:p>
+        </w:tc>
+        <w:tc>
+          <w:tcPr>
+            <w:tcW w:type="dxa" w:w="2160"/>
+          </w:tcPr>
+          <w:p>
+            <w:r>
+              <w:t>466亿</w:t>
+            </w:r>
+          </w:p>
+        </w:tc>
+        <w:tc>
+          <w:tcPr>
+            <w:tcW w:type="dxa" w:w="2160"/>
+          </w:tcPr>
+          <w:p>
+            <w:r>
+              <w:t>14%</w:t>
+            </w:r>
+          </w:p>
+        </w:tc>
+      </w:tr>
+      <w:tr>
+        <w:tc>
+          <w:tcPr>
+            <w:tcW w:type="dxa" w:w="2160"/>
+          </w:tcPr>
+          <w:p>
+            <w:r>
+              <w:t>良诺科技有限公司</w:t>
+            </w:r>
+          </w:p>
+        </w:tc>
+        <w:tc>
+          <w:tcPr>
+            <w:tcW w:type="dxa" w:w="2160"/>
+          </w:tcPr>
+          <w:p>
+            <w:r>
+              <w:t>云计算</w:t>
+            </w:r>
+          </w:p>
+        </w:tc>
+        <w:tc>
+          <w:tcPr>
+            <w:tcW w:type="dxa" w:w="2160"/>
+          </w:tcPr>
+          <w:p>
+            <w:r>
+              <w:t>169亿</w:t>
+            </w:r>
+          </w:p>
+        </w:tc>
+        <w:tc>
+          <w:tcPr>
+            <w:tcW w:type="dxa" w:w="2160"/>
+          </w:tcPr>
+          <w:p>
+            <w:r>
+              <w:t>6%</w:t>
+            </w:r>
+          </w:p>
+        </w:tc>
+      </w:tr>
+      <w:tr>
+        <w:tc>
+          <w:tcPr>
+            <w:tcW w:type="dxa" w:w="2160"/>
+          </w:tcPr>
+          <w:p>
+            <w:r>
+              <w:t>泰麒麟网络有限公司</w:t>
+            </w:r>
+          </w:p>
+        </w:tc>
+        <w:tc>
+          <w:tcPr>
+            <w:tcW w:type="dxa" w:w="2160"/>
+          </w:tcPr>
+          <w:p>
+            <w:r>
+              <w:t>云计算</w:t>
+            </w:r>
+          </w:p>
+        </w:tc>
+        <w:tc>
+          <w:tcPr>
+            <w:tcW w:type="dxa" w:w="2160"/>
+          </w:tcPr>
+          <w:p>
+            <w:r>
+              <w:t>725亿</w:t>
+            </w:r>
+          </w:p>
+        </w:tc>
+        <w:tc>
+          <w:tcPr>
+            <w:tcW w:type="dxa" w:w="2160"/>
+          </w:tcPr>
+          <w:p>
+            <w:r>
+              <w:t>9%</w:t>
+            </w:r>
+          </w:p>
+        </w:tc>
+      </w:tr>
+    </w:tbl>
+    <w:p>
+      <w:pPr>
+        <w:pStyle w:val="Heading1"/>
+      </w:pPr>
+      <w:r>
+        <w:t>行业分析 2</w:t>
       </w:r>
     </w:p>
     <w:p>
       <w:r>
         <w:br/>
-        <w:t>风险管理部认为，新能源 行业仍然面临若干</w:t>
+        <w:t>华辰资本旗下的 HC Quant Arbitrage Fund 在最近的资产配置会议中</w:t>
         <w:br/>
-        <w:t>不确定性因素，包括技术迭代风险、政策变化、</w:t>
+        <w:t>讨论了 人工智能 行业的投资机会，并对 飞利信科技有限公司</w:t>
         <w:br/>
-        <w:t>以及市场竞争加剧等问题。</w:t>
-        <w:br/>
-      </w:r>
-    </w:p>
-    <w:p>
-      <w:r>
-        <w:br/>
-        <w:t>从产业链角度看，医疗科技 行业主要由上游设备厂商、</w:t>
-        <w:br/>
-        <w:t>中游平台企业以及下游应用厂商组成。</w:t>
-        <w:br/>
-        <w:t>创联世纪科技有限公司 主要位于产业链的 下游 环节。</w:t>
+        <w:t>进行了重点评估。</w:t>
         <w:br/>
       </w:r>
     </w:p>
@@ -102,11 +823,68 @@
     <w:p>
       <w:r>
         <w:br/>
-        <w:t>从产业链角度看，新能源 行业主要由上游设备厂商、</w:t>
+        <w:t>华辰资本旗下的 HC Alpha Growth Fund 在最近的资产配置会议中</w:t>
         <w:br/>
-        <w:t>中游平台企业以及下游应用厂商组成。</w:t>
+        <w:t>讨论了 新能源 行业的投资机会，并对 创汇传媒有限公司</w:t>
         <w:br/>
-        <w:t>九方信息有限公司 主要位于产业链的 上游 环节。</w:t>
+        <w:t>进行了重点评估。</w:t>
+        <w:br/>
+      </w:r>
+    </w:p>
+    <w:p>
+      <w:r>
+        <w:br/>
+        <w:t>根据内部财务模型测算，图龙信息传媒有限公司 在未来三年</w:t>
+        <w:br/>
+        <w:t>收入复合增长率预计可达到 15% 左右。</w:t>
+        <w:br/>
+        <w:t>该预测基于行业需求增长以及公司产能扩张计划。</w:t>
+        <w:br/>
+      </w:r>
+    </w:p>
+    <w:p>
+      <w:r>
+        <w:br/>
+        <w:t>华辰资本旗下的 HC AI Innovation Fund 在最近的资产配置会议中</w:t>
+        <w:br/>
+        <w:t>讨论了 消费科技 行业的投资机会，并对 方正科技信息有限公司</w:t>
+        <w:br/>
+        <w:t>进行了重点评估。</w:t>
+        <w:br/>
+      </w:r>
+    </w:p>
+    <w:p>
+      <w:r>
+        <w:br/>
+        <w:t>华辰资本旗下的 HC Alpha Growth Fund 在最近的资产配置会议中</w:t>
+        <w:br/>
+        <w:t>讨论了 人工智能 行业的投资机会，并对 华成育卓传媒有限公司</w:t>
+        <w:br/>
+        <w:t>进行了重点评估。</w:t>
+        <w:br/>
+      </w:r>
+    </w:p>
+    <w:p>
+      <w:r>
+        <w:br/>
+        <w:t>华泰通安网络有限公司 是中国 半导体 行业的重要企业之一。</w:t>
+        <w:br/>
+        <w:t>根据华辰资本 资产配置委员会 的研究，该公司成立于 2007 年，</w:t>
+        <w:br/>
+        <w:t>目前员工规模约 3086 人。公司近年来持续加大研发投入，</w:t>
+        <w:br/>
+        <w:t>在核心技术方面形成了较强的竞争壁垒。</w:t>
+        <w:br/>
+      </w:r>
+    </w:p>
+    <w:p>
+      <w:r>
+        <w:br/>
+        <w:t>风险管理部认为，消费科技 行业仍然面临若干</w:t>
+        <w:br/>
+        <w:t>不确定性因素，包括技术迭代风险、政策变化、</w:t>
+        <w:br/>
+        <w:t>以及市场竞争加剧等问题。</w:t>
         <w:br/>
       </w:r>
     </w:p>
@@ -170,37 +948,37 @@
           </w:tcPr>
           <w:p>
             <w:r>
-              <w:t>易动力科技有限公司</w:t>
-            </w:r>
-          </w:p>
-        </w:tc>
-        <w:tc>
-          <w:tcPr>
-            <w:tcW w:type="dxa" w:w="2160"/>
-          </w:tcPr>
-          <w:p>
-            <w:r>
-              <w:t>云计算</w:t>
-            </w:r>
-          </w:p>
-        </w:tc>
-        <w:tc>
-          <w:tcPr>
-            <w:tcW w:type="dxa" w:w="2160"/>
-          </w:tcPr>
-          <w:p>
-            <w:r>
-              <w:t>660亿</w:t>
-            </w:r>
-          </w:p>
-        </w:tc>
-        <w:tc>
-          <w:tcPr>
-            <w:tcW w:type="dxa" w:w="2160"/>
-          </w:tcPr>
-          <w:p>
-            <w:r>
-              <w:t>13%</w:t>
+              <w:t>昂歌信息信息有限公司</w:t>
+            </w:r>
+          </w:p>
+        </w:tc>
+        <w:tc>
+          <w:tcPr>
+            <w:tcW w:type="dxa" w:w="2160"/>
+          </w:tcPr>
+          <w:p>
+            <w:r>
+              <w:t>消费科技</w:t>
+            </w:r>
+          </w:p>
+        </w:tc>
+        <w:tc>
+          <w:tcPr>
+            <w:tcW w:type="dxa" w:w="2160"/>
+          </w:tcPr>
+          <w:p>
+            <w:r>
+              <w:t>783亿</w:t>
+            </w:r>
+          </w:p>
+        </w:tc>
+        <w:tc>
+          <w:tcPr>
+            <w:tcW w:type="dxa" w:w="2160"/>
+          </w:tcPr>
+          <w:p>
+            <w:r>
+              <w:t>30%</w:t>
             </w:r>
           </w:p>
         </w:tc>
@@ -212,37 +990,37 @@
           </w:tcPr>
           <w:p>
             <w:r>
-              <w:t>天益信息有限公司</w:t>
-            </w:r>
-          </w:p>
-        </w:tc>
-        <w:tc>
-          <w:tcPr>
-            <w:tcW w:type="dxa" w:w="2160"/>
-          </w:tcPr>
-          <w:p>
-            <w:r>
-              <w:t>云计算</w:t>
-            </w:r>
-          </w:p>
-        </w:tc>
-        <w:tc>
-          <w:tcPr>
-            <w:tcW w:type="dxa" w:w="2160"/>
-          </w:tcPr>
-          <w:p>
-            <w:r>
-              <w:t>780亿</w:t>
-            </w:r>
-          </w:p>
-        </w:tc>
-        <w:tc>
-          <w:tcPr>
-            <w:tcW w:type="dxa" w:w="2160"/>
-          </w:tcPr>
-          <w:p>
-            <w:r>
-              <w:t>15%</w:t>
+              <w:t>戴硕电子网络有限公司</w:t>
+            </w:r>
+          </w:p>
+        </w:tc>
+        <w:tc>
+          <w:tcPr>
+            <w:tcW w:type="dxa" w:w="2160"/>
+          </w:tcPr>
+          <w:p>
+            <w:r>
+              <w:t>新能源</w:t>
+            </w:r>
+          </w:p>
+        </w:tc>
+        <w:tc>
+          <w:tcPr>
+            <w:tcW w:type="dxa" w:w="2160"/>
+          </w:tcPr>
+          <w:p>
+            <w:r>
+              <w:t>686亿</w:t>
+            </w:r>
+          </w:p>
+        </w:tc>
+        <w:tc>
+          <w:tcPr>
+            <w:tcW w:type="dxa" w:w="2160"/>
+          </w:tcPr>
+          <w:p>
+            <w:r>
+              <w:t>7%</w:t>
             </w:r>
           </w:p>
         </w:tc>
@@ -254,37 +1032,37 @@
           </w:tcPr>
           <w:p>
             <w:r>
-              <w:t>凌云网络有限公司</w:t>
-            </w:r>
-          </w:p>
-        </w:tc>
-        <w:tc>
-          <w:tcPr>
-            <w:tcW w:type="dxa" w:w="2160"/>
-          </w:tcPr>
-          <w:p>
-            <w:r>
-              <w:t>医疗科技</w:t>
-            </w:r>
-          </w:p>
-        </w:tc>
-        <w:tc>
-          <w:tcPr>
-            <w:tcW w:type="dxa" w:w="2160"/>
-          </w:tcPr>
-          <w:p>
-            <w:r>
-              <w:t>480亿</w:t>
-            </w:r>
-          </w:p>
-        </w:tc>
-        <w:tc>
-          <w:tcPr>
-            <w:tcW w:type="dxa" w:w="2160"/>
-          </w:tcPr>
-          <w:p>
-            <w:r>
-              <w:t>7%</w:t>
+              <w:t>方正科技传媒有限公司</w:t>
+            </w:r>
+          </w:p>
+        </w:tc>
+        <w:tc>
+          <w:tcPr>
+            <w:tcW w:type="dxa" w:w="2160"/>
+          </w:tcPr>
+          <w:p>
+            <w:r>
+              <w:t>人工智能</w:t>
+            </w:r>
+          </w:p>
+        </w:tc>
+        <w:tc>
+          <w:tcPr>
+            <w:tcW w:type="dxa" w:w="2160"/>
+          </w:tcPr>
+          <w:p>
+            <w:r>
+              <w:t>238亿</w:t>
+            </w:r>
+          </w:p>
+        </w:tc>
+        <w:tc>
+          <w:tcPr>
+            <w:tcW w:type="dxa" w:w="2160"/>
+          </w:tcPr>
+          <w:p>
+            <w:r>
+              <w:t>29%</w:t>
             </w:r>
           </w:p>
         </w:tc>
@@ -296,37 +1074,37 @@
           </w:tcPr>
           <w:p>
             <w:r>
-              <w:t>东方峻景网络有限公司</w:t>
-            </w:r>
-          </w:p>
-        </w:tc>
-        <w:tc>
-          <w:tcPr>
-            <w:tcW w:type="dxa" w:w="2160"/>
-          </w:tcPr>
-          <w:p>
-            <w:r>
-              <w:t>机器人</w:t>
-            </w:r>
-          </w:p>
-        </w:tc>
-        <w:tc>
-          <w:tcPr>
-            <w:tcW w:type="dxa" w:w="2160"/>
-          </w:tcPr>
-          <w:p>
-            <w:r>
-              <w:t>214亿</w:t>
-            </w:r>
-          </w:p>
-        </w:tc>
-        <w:tc>
-          <w:tcPr>
-            <w:tcW w:type="dxa" w:w="2160"/>
-          </w:tcPr>
-          <w:p>
-            <w:r>
-              <w:t>18%</w:t>
+              <w:t>中建创业科技有限公司</w:t>
+            </w:r>
+          </w:p>
+        </w:tc>
+        <w:tc>
+          <w:tcPr>
+            <w:tcW w:type="dxa" w:w="2160"/>
+          </w:tcPr>
+          <w:p>
+            <w:r>
+              <w:t>半导体</w:t>
+            </w:r>
+          </w:p>
+        </w:tc>
+        <w:tc>
+          <w:tcPr>
+            <w:tcW w:type="dxa" w:w="2160"/>
+          </w:tcPr>
+          <w:p>
+            <w:r>
+              <w:t>259亿</w:t>
+            </w:r>
+          </w:p>
+        </w:tc>
+        <w:tc>
+          <w:tcPr>
+            <w:tcW w:type="dxa" w:w="2160"/>
+          </w:tcPr>
+          <w:p>
+            <w:r>
+              <w:t>22%</w:t>
             </w:r>
           </w:p>
         </w:tc>
@@ -338,37 +1116,37 @@
           </w:tcPr>
           <w:p>
             <w:r>
-              <w:t>创联世纪科技有限公司</w:t>
-            </w:r>
-          </w:p>
-        </w:tc>
-        <w:tc>
-          <w:tcPr>
-            <w:tcW w:type="dxa" w:w="2160"/>
-          </w:tcPr>
-          <w:p>
-            <w:r>
-              <w:t>医疗科技</w:t>
-            </w:r>
-          </w:p>
-        </w:tc>
-        <w:tc>
-          <w:tcPr>
-            <w:tcW w:type="dxa" w:w="2160"/>
-          </w:tcPr>
-          <w:p>
-            <w:r>
-              <w:t>681亿</w:t>
-            </w:r>
-          </w:p>
-        </w:tc>
-        <w:tc>
-          <w:tcPr>
-            <w:tcW w:type="dxa" w:w="2160"/>
-          </w:tcPr>
-          <w:p>
-            <w:r>
-              <w:t>8%</w:t>
+              <w:t>创汇传媒有限公司</w:t>
+            </w:r>
+          </w:p>
+        </w:tc>
+        <w:tc>
+          <w:tcPr>
+            <w:tcW w:type="dxa" w:w="2160"/>
+          </w:tcPr>
+          <w:p>
+            <w:r>
+              <w:t>新能源</w:t>
+            </w:r>
+          </w:p>
+        </w:tc>
+        <w:tc>
+          <w:tcPr>
+            <w:tcW w:type="dxa" w:w="2160"/>
+          </w:tcPr>
+          <w:p>
+            <w:r>
+              <w:t>457亿</w:t>
+            </w:r>
+          </w:p>
+        </w:tc>
+        <w:tc>
+          <w:tcPr>
+            <w:tcW w:type="dxa" w:w="2160"/>
+          </w:tcPr>
+          <w:p>
+            <w:r>
+              <w:t>30%</w:t>
             </w:r>
           </w:p>
         </w:tc>
@@ -380,37 +1158,37 @@
           </w:tcPr>
           <w:p>
             <w:r>
-              <w:t>九方网络有限公司</w:t>
-            </w:r>
-          </w:p>
-        </w:tc>
-        <w:tc>
-          <w:tcPr>
-            <w:tcW w:type="dxa" w:w="2160"/>
-          </w:tcPr>
-          <w:p>
-            <w:r>
-              <w:t>新能源</w:t>
-            </w:r>
-          </w:p>
-        </w:tc>
-        <w:tc>
-          <w:tcPr>
-            <w:tcW w:type="dxa" w:w="2160"/>
-          </w:tcPr>
-          <w:p>
-            <w:r>
-              <w:t>514亿</w:t>
-            </w:r>
-          </w:p>
-        </w:tc>
-        <w:tc>
-          <w:tcPr>
-            <w:tcW w:type="dxa" w:w="2160"/>
-          </w:tcPr>
-          <w:p>
-            <w:r>
-              <w:t>30%</w:t>
+              <w:t>毕博诚信息有限公司</w:t>
+            </w:r>
+          </w:p>
+        </w:tc>
+        <w:tc>
+          <w:tcPr>
+            <w:tcW w:type="dxa" w:w="2160"/>
+          </w:tcPr>
+          <w:p>
+            <w:r>
+              <w:t>机器人</w:t>
+            </w:r>
+          </w:p>
+        </w:tc>
+        <w:tc>
+          <w:tcPr>
+            <w:tcW w:type="dxa" w:w="2160"/>
+          </w:tcPr>
+          <w:p>
+            <w:r>
+              <w:t>366亿</w:t>
+            </w:r>
+          </w:p>
+        </w:tc>
+        <w:tc>
+          <w:tcPr>
+            <w:tcW w:type="dxa" w:w="2160"/>
+          </w:tcPr>
+          <w:p>
+            <w:r>
+              <w:t>14%</w:t>
             </w:r>
           </w:p>
         </w:tc>
@@ -422,37 +1200,37 @@
           </w:tcPr>
           <w:p>
             <w:r>
-              <w:t>凌云网络有限公司</w:t>
-            </w:r>
-          </w:p>
-        </w:tc>
-        <w:tc>
-          <w:tcPr>
-            <w:tcW w:type="dxa" w:w="2160"/>
-          </w:tcPr>
-          <w:p>
-            <w:r>
-              <w:t>医疗科技</w:t>
-            </w:r>
-          </w:p>
-        </w:tc>
-        <w:tc>
-          <w:tcPr>
-            <w:tcW w:type="dxa" w:w="2160"/>
-          </w:tcPr>
-          <w:p>
-            <w:r>
-              <w:t>572亿</w:t>
-            </w:r>
-          </w:p>
-        </w:tc>
-        <w:tc>
-          <w:tcPr>
-            <w:tcW w:type="dxa" w:w="2160"/>
-          </w:tcPr>
-          <w:p>
-            <w:r>
-              <w:t>23%</w:t>
+              <w:t>联软科技有限公司</w:t>
+            </w:r>
+          </w:p>
+        </w:tc>
+        <w:tc>
+          <w:tcPr>
+            <w:tcW w:type="dxa" w:w="2160"/>
+          </w:tcPr>
+          <w:p>
+            <w:r>
+              <w:t>消费科技</w:t>
+            </w:r>
+          </w:p>
+        </w:tc>
+        <w:tc>
+          <w:tcPr>
+            <w:tcW w:type="dxa" w:w="2160"/>
+          </w:tcPr>
+          <w:p>
+            <w:r>
+              <w:t>372亿</w:t>
+            </w:r>
+          </w:p>
+        </w:tc>
+        <w:tc>
+          <w:tcPr>
+            <w:tcW w:type="dxa" w:w="2160"/>
+          </w:tcPr>
+          <w:p>
+            <w:r>
+              <w:t>19%</w:t>
             </w:r>
           </w:p>
         </w:tc>
@@ -464,37 +1242,37 @@
           </w:tcPr>
           <w:p>
             <w:r>
-              <w:t>昊嘉网络有限公司</w:t>
-            </w:r>
-          </w:p>
-        </w:tc>
-        <w:tc>
-          <w:tcPr>
-            <w:tcW w:type="dxa" w:w="2160"/>
-          </w:tcPr>
-          <w:p>
-            <w:r>
-              <w:t>新能源</w:t>
-            </w:r>
-          </w:p>
-        </w:tc>
-        <w:tc>
-          <w:tcPr>
-            <w:tcW w:type="dxa" w:w="2160"/>
-          </w:tcPr>
-          <w:p>
-            <w:r>
-              <w:t>719亿</w:t>
-            </w:r>
-          </w:p>
-        </w:tc>
-        <w:tc>
-          <w:tcPr>
-            <w:tcW w:type="dxa" w:w="2160"/>
-          </w:tcPr>
-          <w:p>
-            <w:r>
-              <w:t>14%</w:t>
+              <w:t>明腾传媒有限公司</w:t>
+            </w:r>
+          </w:p>
+        </w:tc>
+        <w:tc>
+          <w:tcPr>
+            <w:tcW w:type="dxa" w:w="2160"/>
+          </w:tcPr>
+          <w:p>
+            <w:r>
+              <w:t>人工智能</w:t>
+            </w:r>
+          </w:p>
+        </w:tc>
+        <w:tc>
+          <w:tcPr>
+            <w:tcW w:type="dxa" w:w="2160"/>
+          </w:tcPr>
+          <w:p>
+            <w:r>
+              <w:t>100亿</w:t>
+            </w:r>
+          </w:p>
+        </w:tc>
+        <w:tc>
+          <w:tcPr>
+            <w:tcW w:type="dxa" w:w="2160"/>
+          </w:tcPr>
+          <w:p>
+            <w:r>
+              <w:t>26%</w:t>
             </w:r>
           </w:p>
         </w:tc>
@@ -506,37 +1284,37 @@
           </w:tcPr>
           <w:p>
             <w:r>
-              <w:t>快讯网络有限公司</w:t>
-            </w:r>
-          </w:p>
-        </w:tc>
-        <w:tc>
-          <w:tcPr>
-            <w:tcW w:type="dxa" w:w="2160"/>
-          </w:tcPr>
-          <w:p>
-            <w:r>
-              <w:t>新能源</w:t>
-            </w:r>
-          </w:p>
-        </w:tc>
-        <w:tc>
-          <w:tcPr>
-            <w:tcW w:type="dxa" w:w="2160"/>
-          </w:tcPr>
-          <w:p>
-            <w:r>
-              <w:t>721亿</w:t>
-            </w:r>
-          </w:p>
-        </w:tc>
-        <w:tc>
-          <w:tcPr>
-            <w:tcW w:type="dxa" w:w="2160"/>
-          </w:tcPr>
-          <w:p>
-            <w:r>
-              <w:t>25%</w:t>
+              <w:t>联软科技有限公司</w:t>
+            </w:r>
+          </w:p>
+        </w:tc>
+        <w:tc>
+          <w:tcPr>
+            <w:tcW w:type="dxa" w:w="2160"/>
+          </w:tcPr>
+          <w:p>
+            <w:r>
+              <w:t>消费科技</w:t>
+            </w:r>
+          </w:p>
+        </w:tc>
+        <w:tc>
+          <w:tcPr>
+            <w:tcW w:type="dxa" w:w="2160"/>
+          </w:tcPr>
+          <w:p>
+            <w:r>
+              <w:t>363亿</w:t>
+            </w:r>
+          </w:p>
+        </w:tc>
+        <w:tc>
+          <w:tcPr>
+            <w:tcW w:type="dxa" w:w="2160"/>
+          </w:tcPr>
+          <w:p>
+            <w:r>
+              <w:t>27%</w:t>
             </w:r>
           </w:p>
         </w:tc>
@@ -548,17 +1326,17 @@
           </w:tcPr>
           <w:p>
             <w:r>
-              <w:t>富罳信息有限公司</w:t>
-            </w:r>
-          </w:p>
-        </w:tc>
-        <w:tc>
-          <w:tcPr>
-            <w:tcW w:type="dxa" w:w="2160"/>
-          </w:tcPr>
-          <w:p>
-            <w:r>
-              <w:t>医疗科技</w:t>
+              <w:t>华泰通安网络有限公司</w:t>
+            </w:r>
+          </w:p>
+        </w:tc>
+        <w:tc>
+          <w:tcPr>
+            <w:tcW w:type="dxa" w:w="2160"/>
+          </w:tcPr>
+          <w:p>
+            <w:r>
+              <w:t>半导体</w:t>
             </w:r>
           </w:p>
         </w:tc>
@@ -578,7 +1356,7 @@
           </w:tcPr>
           <w:p>
             <w:r>
-              <w:t>20%</w:t>
+              <w:t>29%</w:t>
             </w:r>
           </w:p>
         </w:tc>
@@ -590,37 +1368,37 @@
           </w:tcPr>
           <w:p>
             <w:r>
-              <w:t>鸿睿思博信息有限公司</w:t>
-            </w:r>
-          </w:p>
-        </w:tc>
-        <w:tc>
-          <w:tcPr>
-            <w:tcW w:type="dxa" w:w="2160"/>
-          </w:tcPr>
-          <w:p>
-            <w:r>
-              <w:t>半导体</w:t>
-            </w:r>
-          </w:p>
-        </w:tc>
-        <w:tc>
-          <w:tcPr>
-            <w:tcW w:type="dxa" w:w="2160"/>
-          </w:tcPr>
-          <w:p>
-            <w:r>
-              <w:t>246亿</w:t>
-            </w:r>
-          </w:p>
-        </w:tc>
-        <w:tc>
-          <w:tcPr>
-            <w:tcW w:type="dxa" w:w="2160"/>
-          </w:tcPr>
-          <w:p>
-            <w:r>
-              <w:t>14%</w:t>
+              <w:t>华成育卓传媒有限公司</w:t>
+            </w:r>
+          </w:p>
+        </w:tc>
+        <w:tc>
+          <w:tcPr>
+            <w:tcW w:type="dxa" w:w="2160"/>
+          </w:tcPr>
+          <w:p>
+            <w:r>
+              <w:t>人工智能</w:t>
+            </w:r>
+          </w:p>
+        </w:tc>
+        <w:tc>
+          <w:tcPr>
+            <w:tcW w:type="dxa" w:w="2160"/>
+          </w:tcPr>
+          <w:p>
+            <w:r>
+              <w:t>382亿</w:t>
+            </w:r>
+          </w:p>
+        </w:tc>
+        <w:tc>
+          <w:tcPr>
+            <w:tcW w:type="dxa" w:w="2160"/>
+          </w:tcPr>
+          <w:p>
+            <w:r>
+              <w:t>15%</w:t>
             </w:r>
           </w:p>
         </w:tc>
@@ -632,37 +1410,37 @@
           </w:tcPr>
           <w:p>
             <w:r>
-              <w:t>艾提科信科技有限公司</w:t>
-            </w:r>
-          </w:p>
-        </w:tc>
-        <w:tc>
-          <w:tcPr>
-            <w:tcW w:type="dxa" w:w="2160"/>
-          </w:tcPr>
-          <w:p>
-            <w:r>
-              <w:t>机器人</w:t>
-            </w:r>
-          </w:p>
-        </w:tc>
-        <w:tc>
-          <w:tcPr>
-            <w:tcW w:type="dxa" w:w="2160"/>
-          </w:tcPr>
-          <w:p>
-            <w:r>
-              <w:t>512亿</w:t>
-            </w:r>
-          </w:p>
-        </w:tc>
-        <w:tc>
-          <w:tcPr>
-            <w:tcW w:type="dxa" w:w="2160"/>
-          </w:tcPr>
-          <w:p>
-            <w:r>
-              <w:t>17%</w:t>
+              <w:t>方正科技信息有限公司</w:t>
+            </w:r>
+          </w:p>
+        </w:tc>
+        <w:tc>
+          <w:tcPr>
+            <w:tcW w:type="dxa" w:w="2160"/>
+          </w:tcPr>
+          <w:p>
+            <w:r>
+              <w:t>消费科技</w:t>
+            </w:r>
+          </w:p>
+        </w:tc>
+        <w:tc>
+          <w:tcPr>
+            <w:tcW w:type="dxa" w:w="2160"/>
+          </w:tcPr>
+          <w:p>
+            <w:r>
+              <w:t>117亿</w:t>
+            </w:r>
+          </w:p>
+        </w:tc>
+        <w:tc>
+          <w:tcPr>
+            <w:tcW w:type="dxa" w:w="2160"/>
+          </w:tcPr>
+          <w:p>
+            <w:r>
+              <w:t>14%</w:t>
             </w:r>
           </w:p>
         </w:tc>
@@ -674,37 +1452,37 @@
           </w:tcPr>
           <w:p>
             <w:r>
-              <w:t>九方信息有限公司</w:t>
-            </w:r>
-          </w:p>
-        </w:tc>
-        <w:tc>
-          <w:tcPr>
-            <w:tcW w:type="dxa" w:w="2160"/>
-          </w:tcPr>
-          <w:p>
-            <w:r>
-              <w:t>新能源</w:t>
-            </w:r>
-          </w:p>
-        </w:tc>
-        <w:tc>
-          <w:tcPr>
-            <w:tcW w:type="dxa" w:w="2160"/>
-          </w:tcPr>
-          <w:p>
-            <w:r>
-              <w:t>655亿</w:t>
-            </w:r>
-          </w:p>
-        </w:tc>
-        <w:tc>
-          <w:tcPr>
-            <w:tcW w:type="dxa" w:w="2160"/>
-          </w:tcPr>
-          <w:p>
-            <w:r>
-              <w:t>24%</w:t>
+              <w:t>鑫博腾飞信息有限公司</w:t>
+            </w:r>
+          </w:p>
+        </w:tc>
+        <w:tc>
+          <w:tcPr>
+            <w:tcW w:type="dxa" w:w="2160"/>
+          </w:tcPr>
+          <w:p>
+            <w:r>
+              <w:t>消费科技</w:t>
+            </w:r>
+          </w:p>
+        </w:tc>
+        <w:tc>
+          <w:tcPr>
+            <w:tcW w:type="dxa" w:w="2160"/>
+          </w:tcPr>
+          <w:p>
+            <w:r>
+              <w:t>246亿</w:t>
+            </w:r>
+          </w:p>
+        </w:tc>
+        <w:tc>
+          <w:tcPr>
+            <w:tcW w:type="dxa" w:w="2160"/>
+          </w:tcPr>
+          <w:p>
+            <w:r>
+              <w:t>30%</w:t>
             </w:r>
           </w:p>
         </w:tc>
@@ -716,37 +1494,37 @@
           </w:tcPr>
           <w:p>
             <w:r>
-              <w:t>雨林木风计算机科技有限公司</w:t>
-            </w:r>
-          </w:p>
-        </w:tc>
-        <w:tc>
-          <w:tcPr>
-            <w:tcW w:type="dxa" w:w="2160"/>
-          </w:tcPr>
-          <w:p>
-            <w:r>
-              <w:t>人工智能</w:t>
-            </w:r>
-          </w:p>
-        </w:tc>
-        <w:tc>
-          <w:tcPr>
-            <w:tcW w:type="dxa" w:w="2160"/>
-          </w:tcPr>
-          <w:p>
-            <w:r>
-              <w:t>589亿</w:t>
-            </w:r>
-          </w:p>
-        </w:tc>
-        <w:tc>
-          <w:tcPr>
-            <w:tcW w:type="dxa" w:w="2160"/>
-          </w:tcPr>
-          <w:p>
-            <w:r>
-              <w:t>20%</w:t>
+              <w:t>华泰通安传媒有限公司</w:t>
+            </w:r>
+          </w:p>
+        </w:tc>
+        <w:tc>
+          <w:tcPr>
+            <w:tcW w:type="dxa" w:w="2160"/>
+          </w:tcPr>
+          <w:p>
+            <w:r>
+              <w:t>消费科技</w:t>
+            </w:r>
+          </w:p>
+        </w:tc>
+        <w:tc>
+          <w:tcPr>
+            <w:tcW w:type="dxa" w:w="2160"/>
+          </w:tcPr>
+          <w:p>
+            <w:r>
+              <w:t>267亿</w:t>
+            </w:r>
+          </w:p>
+        </w:tc>
+        <w:tc>
+          <w:tcPr>
+            <w:tcW w:type="dxa" w:w="2160"/>
+          </w:tcPr>
+          <w:p>
+            <w:r>
+              <w:t>22%</w:t>
             </w:r>
           </w:p>
         </w:tc>
@@ -758,7 +1536,7 @@
           </w:tcPr>
           <w:p>
             <w:r>
-              <w:t>艾提科信科技有限公司</w:t>
+              <w:t>通际名联网络有限公司</w:t>
             </w:r>
           </w:p>
         </w:tc>
@@ -778,803 +1556,17 @@
           </w:tcPr>
           <w:p>
             <w:r>
-              <w:t>727亿</w:t>
-            </w:r>
-          </w:p>
-        </w:tc>
-        <w:tc>
-          <w:tcPr>
-            <w:tcW w:type="dxa" w:w="2160"/>
-          </w:tcPr>
-          <w:p>
-            <w:r>
-              <w:t>16%</w:t>
-            </w:r>
-          </w:p>
-        </w:tc>
-      </w:tr>
-    </w:tbl>
-    <w:p>
-      <w:pPr>
-        <w:pStyle w:val="Heading1"/>
-      </w:pPr>
-      <w:r>
-        <w:t>行业分析 2</w:t>
-      </w:r>
-    </w:p>
-    <w:p>
-      <w:r>
-        <w:br/>
-        <w:t>兰金电子网络有限公司 是中国 消费科技 行业的重要企业之一。</w:t>
-        <w:br/>
-        <w:t>根据华辰资本 投资策略部 的研究，该公司成立于 2006 年，</w:t>
-        <w:br/>
-        <w:t>目前员工规模约 4629 人。公司近年来持续加大研发投入，</w:t>
-        <w:br/>
-        <w:t>在核心技术方面形成了较强的竞争壁垒。</w:t>
-        <w:br/>
-      </w:r>
-    </w:p>
-    <w:p>
-      <w:r>
-        <w:br/>
-        <w:t>风险管理部认为，半导体 行业仍然面临若干</w:t>
-        <w:br/>
-        <w:t>不确定性因素，包括技术迭代风险、政策变化、</w:t>
-        <w:br/>
-        <w:t>以及市场竞争加剧等问题。</w:t>
-        <w:br/>
-      </w:r>
-    </w:p>
-    <w:p>
-      <w:r>
-        <w:br/>
-        <w:t>风险管理部认为，机器人 行业仍然面临若干</w:t>
-        <w:br/>
-        <w:t>不确定性因素，包括技术迭代风险、政策变化、</w:t>
-        <w:br/>
-        <w:t>以及市场竞争加剧等问题。</w:t>
-        <w:br/>
-      </w:r>
-    </w:p>
-    <w:p>
-      <w:r>
-        <w:br/>
-        <w:t>从产业链角度看，云计算 行业主要由上游设备厂商、</w:t>
-        <w:br/>
-        <w:t>中游平台企业以及下游应用厂商组成。</w:t>
-        <w:br/>
-        <w:t>天益信息有限公司 主要位于产业链的 上游 环节。</w:t>
-        <w:br/>
-      </w:r>
-    </w:p>
-    <w:p>
-      <w:r>
-        <w:br/>
-        <w:t>从产业链角度看，人工智能 行业主要由上游设备厂商、</w:t>
-        <w:br/>
-        <w:t>中游平台企业以及下游应用厂商组成。</w:t>
-        <w:br/>
-        <w:t>迪摩科技有限公司 主要位于产业链的 中游 环节。</w:t>
-        <w:br/>
-      </w:r>
-    </w:p>
-    <w:p>
-      <w:r>
-        <w:br/>
-        <w:t>飞利信科技有限公司 是中国 新能源 行业的重要企业之一。</w:t>
-        <w:br/>
-        <w:t>根据华辰资本 投资策略部 的研究，该公司成立于 2005 年，</w:t>
-        <w:br/>
-        <w:t>目前员工规模约 4433 人。公司近年来持续加大研发投入，</w:t>
-        <w:br/>
-        <w:t>在核心技术方面形成了较强的竞争壁垒。</w:t>
-        <w:br/>
-      </w:r>
-    </w:p>
-    <w:p>
-      <w:r>
-        <w:br/>
-        <w:t>九方网络有限公司 是中国 新能源 行业的重要企业之一。</w:t>
-        <w:br/>
-        <w:t>根据华辰资本 资产配置委员会 的研究，该公司成立于 2009 年，</w:t>
-        <w:br/>
-        <w:t>目前员工规模约 7967 人。公司近年来持续加大研发投入，</w:t>
-        <w:br/>
-        <w:t>在核心技术方面形成了较强的竞争壁垒。</w:t>
-        <w:br/>
-      </w:r>
-    </w:p>
-    <w:p>
-      <w:r>
-        <w:br/>
-        <w:t>根据内部财务模型测算，鸿睿思博网络有限公司 在未来三年</w:t>
-        <w:br/>
-        <w:t>收入复合增长率预计可达到 32% 左右。</w:t>
-        <w:br/>
-        <w:t>该预测基于行业需求增长以及公司产能扩张计划。</w:t>
-        <w:br/>
-      </w:r>
-    </w:p>
-    <w:tbl>
-      <w:tblPr>
-        <w:tblW w:type="auto" w:w="0"/>
-        <w:tblLook w:firstColumn="1" w:firstRow="1" w:lastColumn="0" w:lastRow="0" w:noHBand="0" w:noVBand="1" w:val="04A0"/>
-      </w:tblPr>
-      <w:tblGrid>
-        <w:gridCol w:w="2160"/>
-        <w:gridCol w:w="2160"/>
-        <w:gridCol w:w="2160"/>
-        <w:gridCol w:w="2160"/>
-      </w:tblGrid>
-      <w:tr>
-        <w:tc>
-          <w:tcPr>
-            <w:tcW w:type="dxa" w:w="2160"/>
-          </w:tcPr>
-          <w:p>
-            <w:r>
-              <w:t>公司</w:t>
-            </w:r>
-          </w:p>
-        </w:tc>
-        <w:tc>
-          <w:tcPr>
-            <w:tcW w:type="dxa" w:w="2160"/>
-          </w:tcPr>
-          <w:p>
-            <w:r>
-              <w:t>行业</w:t>
-            </w:r>
-          </w:p>
-        </w:tc>
-        <w:tc>
-          <w:tcPr>
-            <w:tcW w:type="dxa" w:w="2160"/>
-          </w:tcPr>
-          <w:p>
-            <w:r>
-              <w:t>市值</w:t>
-            </w:r>
-          </w:p>
-        </w:tc>
-        <w:tc>
-          <w:tcPr>
-            <w:tcW w:type="dxa" w:w="2160"/>
-          </w:tcPr>
-          <w:p>
-            <w:r>
-              <w:t>增长率</w:t>
-            </w:r>
-          </w:p>
-        </w:tc>
-      </w:tr>
-      <w:tr>
-        <w:tc>
-          <w:tcPr>
-            <w:tcW w:type="dxa" w:w="2160"/>
-          </w:tcPr>
-          <w:p>
-            <w:r>
-              <w:t>鸿睿思博网络有限公司</w:t>
-            </w:r>
-          </w:p>
-        </w:tc>
-        <w:tc>
-          <w:tcPr>
-            <w:tcW w:type="dxa" w:w="2160"/>
-          </w:tcPr>
-          <w:p>
-            <w:r>
-              <w:t>新能源</w:t>
-            </w:r>
-          </w:p>
-        </w:tc>
-        <w:tc>
-          <w:tcPr>
-            <w:tcW w:type="dxa" w:w="2160"/>
-          </w:tcPr>
-          <w:p>
-            <w:r>
-              <w:t>771亿</w:t>
-            </w:r>
-          </w:p>
-        </w:tc>
-        <w:tc>
-          <w:tcPr>
-            <w:tcW w:type="dxa" w:w="2160"/>
-          </w:tcPr>
-          <w:p>
-            <w:r>
-              <w:t>16%</w:t>
-            </w:r>
-          </w:p>
-        </w:tc>
-      </w:tr>
-      <w:tr>
-        <w:tc>
-          <w:tcPr>
-            <w:tcW w:type="dxa" w:w="2160"/>
-          </w:tcPr>
-          <w:p>
-            <w:r>
-              <w:t>雨林木风计算机科技有限公司</w:t>
-            </w:r>
-          </w:p>
-        </w:tc>
-        <w:tc>
-          <w:tcPr>
-            <w:tcW w:type="dxa" w:w="2160"/>
-          </w:tcPr>
-          <w:p>
-            <w:r>
-              <w:t>人工智能</w:t>
-            </w:r>
-          </w:p>
-        </w:tc>
-        <w:tc>
-          <w:tcPr>
-            <w:tcW w:type="dxa" w:w="2160"/>
-          </w:tcPr>
-          <w:p>
-            <w:r>
-              <w:t>557亿</w:t>
-            </w:r>
-          </w:p>
-        </w:tc>
-        <w:tc>
-          <w:tcPr>
-            <w:tcW w:type="dxa" w:w="2160"/>
-          </w:tcPr>
-          <w:p>
-            <w:r>
-              <w:t>6%</w:t>
-            </w:r>
-          </w:p>
-        </w:tc>
-      </w:tr>
-      <w:tr>
-        <w:tc>
-          <w:tcPr>
-            <w:tcW w:type="dxa" w:w="2160"/>
-          </w:tcPr>
-          <w:p>
-            <w:r>
-              <w:t>和泰科技有限公司</w:t>
-            </w:r>
-          </w:p>
-        </w:tc>
-        <w:tc>
-          <w:tcPr>
-            <w:tcW w:type="dxa" w:w="2160"/>
-          </w:tcPr>
-          <w:p>
-            <w:r>
-              <w:t>人工智能</w:t>
-            </w:r>
-          </w:p>
-        </w:tc>
-        <w:tc>
-          <w:tcPr>
-            <w:tcW w:type="dxa" w:w="2160"/>
-          </w:tcPr>
-          <w:p>
-            <w:r>
-              <w:t>153亿</w:t>
-            </w:r>
-          </w:p>
-        </w:tc>
-        <w:tc>
-          <w:tcPr>
-            <w:tcW w:type="dxa" w:w="2160"/>
-          </w:tcPr>
-          <w:p>
-            <w:r>
-              <w:t>22%</w:t>
-            </w:r>
-          </w:p>
-        </w:tc>
-      </w:tr>
-      <w:tr>
-        <w:tc>
-          <w:tcPr>
-            <w:tcW w:type="dxa" w:w="2160"/>
-          </w:tcPr>
-          <w:p>
-            <w:r>
-              <w:t>飞利信科技有限公司</w:t>
-            </w:r>
-          </w:p>
-        </w:tc>
-        <w:tc>
-          <w:tcPr>
-            <w:tcW w:type="dxa" w:w="2160"/>
-          </w:tcPr>
-          <w:p>
-            <w:r>
-              <w:t>新能源</w:t>
-            </w:r>
-          </w:p>
-        </w:tc>
-        <w:tc>
-          <w:tcPr>
-            <w:tcW w:type="dxa" w:w="2160"/>
-          </w:tcPr>
-          <w:p>
-            <w:r>
-              <w:t>130亿</w:t>
-            </w:r>
-          </w:p>
-        </w:tc>
-        <w:tc>
-          <w:tcPr>
-            <w:tcW w:type="dxa" w:w="2160"/>
-          </w:tcPr>
-          <w:p>
-            <w:r>
-              <w:t>16%</w:t>
-            </w:r>
-          </w:p>
-        </w:tc>
-      </w:tr>
-      <w:tr>
-        <w:tc>
-          <w:tcPr>
-            <w:tcW w:type="dxa" w:w="2160"/>
-          </w:tcPr>
-          <w:p>
-            <w:r>
-              <w:t>精芯科技有限公司</w:t>
-            </w:r>
-          </w:p>
-        </w:tc>
-        <w:tc>
-          <w:tcPr>
-            <w:tcW w:type="dxa" w:w="2160"/>
-          </w:tcPr>
-          <w:p>
-            <w:r>
-              <w:t>云计算</w:t>
-            </w:r>
-          </w:p>
-        </w:tc>
-        <w:tc>
-          <w:tcPr>
-            <w:tcW w:type="dxa" w:w="2160"/>
-          </w:tcPr>
-          <w:p>
-            <w:r>
-              <w:t>201亿</w:t>
-            </w:r>
-          </w:p>
-        </w:tc>
-        <w:tc>
-          <w:tcPr>
-            <w:tcW w:type="dxa" w:w="2160"/>
-          </w:tcPr>
-          <w:p>
-            <w:r>
-              <w:t>24%</w:t>
-            </w:r>
-          </w:p>
-        </w:tc>
-      </w:tr>
-      <w:tr>
-        <w:tc>
-          <w:tcPr>
-            <w:tcW w:type="dxa" w:w="2160"/>
-          </w:tcPr>
-          <w:p>
-            <w:r>
-              <w:t>鸿睿思博网络有限公司</w:t>
-            </w:r>
-          </w:p>
-        </w:tc>
-        <w:tc>
-          <w:tcPr>
-            <w:tcW w:type="dxa" w:w="2160"/>
-          </w:tcPr>
-          <w:p>
-            <w:r>
-              <w:t>新能源</w:t>
-            </w:r>
-          </w:p>
-        </w:tc>
-        <w:tc>
-          <w:tcPr>
-            <w:tcW w:type="dxa" w:w="2160"/>
-          </w:tcPr>
-          <w:p>
-            <w:r>
-              <w:t>386亿</w:t>
-            </w:r>
-          </w:p>
-        </w:tc>
-        <w:tc>
-          <w:tcPr>
-            <w:tcW w:type="dxa" w:w="2160"/>
-          </w:tcPr>
-          <w:p>
-            <w:r>
-              <w:t>16%</w:t>
-            </w:r>
-          </w:p>
-        </w:tc>
-      </w:tr>
-      <w:tr>
-        <w:tc>
-          <w:tcPr>
-            <w:tcW w:type="dxa" w:w="2160"/>
-          </w:tcPr>
-          <w:p>
-            <w:r>
-              <w:t>雨林木风计算机科技有限公司</w:t>
-            </w:r>
-          </w:p>
-        </w:tc>
-        <w:tc>
-          <w:tcPr>
-            <w:tcW w:type="dxa" w:w="2160"/>
-          </w:tcPr>
-          <w:p>
-            <w:r>
-              <w:t>人工智能</w:t>
-            </w:r>
-          </w:p>
-        </w:tc>
-        <w:tc>
-          <w:tcPr>
-            <w:tcW w:type="dxa" w:w="2160"/>
-          </w:tcPr>
-          <w:p>
-            <w:r>
-              <w:t>450亿</w:t>
-            </w:r>
-          </w:p>
-        </w:tc>
-        <w:tc>
-          <w:tcPr>
-            <w:tcW w:type="dxa" w:w="2160"/>
-          </w:tcPr>
-          <w:p>
-            <w:r>
-              <w:t>17%</w:t>
-            </w:r>
-          </w:p>
-        </w:tc>
-      </w:tr>
-      <w:tr>
-        <w:tc>
-          <w:tcPr>
-            <w:tcW w:type="dxa" w:w="2160"/>
-          </w:tcPr>
-          <w:p>
-            <w:r>
-              <w:t>创联世纪科技有限公司</w:t>
-            </w:r>
-          </w:p>
-        </w:tc>
-        <w:tc>
-          <w:tcPr>
-            <w:tcW w:type="dxa" w:w="2160"/>
-          </w:tcPr>
-          <w:p>
-            <w:r>
-              <w:t>医疗科技</w:t>
-            </w:r>
-          </w:p>
-        </w:tc>
-        <w:tc>
-          <w:tcPr>
-            <w:tcW w:type="dxa" w:w="2160"/>
-          </w:tcPr>
-          <w:p>
-            <w:r>
-              <w:t>156亿</w:t>
-            </w:r>
-          </w:p>
-        </w:tc>
-        <w:tc>
-          <w:tcPr>
-            <w:tcW w:type="dxa" w:w="2160"/>
-          </w:tcPr>
-          <w:p>
-            <w:r>
-              <w:t>13%</w:t>
-            </w:r>
-          </w:p>
-        </w:tc>
-      </w:tr>
-      <w:tr>
-        <w:tc>
-          <w:tcPr>
-            <w:tcW w:type="dxa" w:w="2160"/>
-          </w:tcPr>
-          <w:p>
-            <w:r>
-              <w:t>九方网络有限公司</w:t>
-            </w:r>
-          </w:p>
-        </w:tc>
-        <w:tc>
-          <w:tcPr>
-            <w:tcW w:type="dxa" w:w="2160"/>
-          </w:tcPr>
-          <w:p>
-            <w:r>
-              <w:t>新能源</w:t>
-            </w:r>
-          </w:p>
-        </w:tc>
-        <w:tc>
-          <w:tcPr>
-            <w:tcW w:type="dxa" w:w="2160"/>
-          </w:tcPr>
-          <w:p>
-            <w:r>
-              <w:t>276亿</w:t>
-            </w:r>
-          </w:p>
-        </w:tc>
-        <w:tc>
-          <w:tcPr>
-            <w:tcW w:type="dxa" w:w="2160"/>
-          </w:tcPr>
-          <w:p>
-            <w:r>
-              <w:t>27%</w:t>
-            </w:r>
-          </w:p>
-        </w:tc>
-      </w:tr>
-      <w:tr>
-        <w:tc>
-          <w:tcPr>
-            <w:tcW w:type="dxa" w:w="2160"/>
-          </w:tcPr>
-          <w:p>
-            <w:r>
-              <w:t>东方峻景传媒有限公司</w:t>
-            </w:r>
-          </w:p>
-        </w:tc>
-        <w:tc>
-          <w:tcPr>
-            <w:tcW w:type="dxa" w:w="2160"/>
-          </w:tcPr>
-          <w:p>
-            <w:r>
-              <w:t>新能源</w:t>
-            </w:r>
-          </w:p>
-        </w:tc>
-        <w:tc>
-          <w:tcPr>
-            <w:tcW w:type="dxa" w:w="2160"/>
-          </w:tcPr>
-          <w:p>
-            <w:r>
-              <w:t>718亿</w:t>
-            </w:r>
-          </w:p>
-        </w:tc>
-        <w:tc>
-          <w:tcPr>
-            <w:tcW w:type="dxa" w:w="2160"/>
-          </w:tcPr>
-          <w:p>
-            <w:r>
-              <w:t>9%</w:t>
-            </w:r>
-          </w:p>
-        </w:tc>
-      </w:tr>
-      <w:tr>
-        <w:tc>
-          <w:tcPr>
-            <w:tcW w:type="dxa" w:w="2160"/>
-          </w:tcPr>
-          <w:p>
-            <w:r>
-              <w:t>雨林木风计算机网络有限公司</w:t>
-            </w:r>
-          </w:p>
-        </w:tc>
-        <w:tc>
-          <w:tcPr>
-            <w:tcW w:type="dxa" w:w="2160"/>
-          </w:tcPr>
-          <w:p>
-            <w:r>
-              <w:t>医疗科技</w:t>
-            </w:r>
-          </w:p>
-        </w:tc>
-        <w:tc>
-          <w:tcPr>
-            <w:tcW w:type="dxa" w:w="2160"/>
-          </w:tcPr>
-          <w:p>
-            <w:r>
-              <w:t>571亿</w:t>
-            </w:r>
-          </w:p>
-        </w:tc>
-        <w:tc>
-          <w:tcPr>
-            <w:tcW w:type="dxa" w:w="2160"/>
-          </w:tcPr>
-          <w:p>
-            <w:r>
-              <w:t>21%</w:t>
-            </w:r>
-          </w:p>
-        </w:tc>
-      </w:tr>
-      <w:tr>
-        <w:tc>
-          <w:tcPr>
-            <w:tcW w:type="dxa" w:w="2160"/>
-          </w:tcPr>
-          <w:p>
-            <w:r>
-              <w:t>东方峻景网络有限公司</w:t>
-            </w:r>
-          </w:p>
-        </w:tc>
-        <w:tc>
-          <w:tcPr>
-            <w:tcW w:type="dxa" w:w="2160"/>
-          </w:tcPr>
-          <w:p>
-            <w:r>
-              <w:t>机器人</w:t>
-            </w:r>
-          </w:p>
-        </w:tc>
-        <w:tc>
-          <w:tcPr>
-            <w:tcW w:type="dxa" w:w="2160"/>
-          </w:tcPr>
-          <w:p>
-            <w:r>
-              <w:t>690亿</w:t>
-            </w:r>
-          </w:p>
-        </w:tc>
-        <w:tc>
-          <w:tcPr>
-            <w:tcW w:type="dxa" w:w="2160"/>
-          </w:tcPr>
-          <w:p>
-            <w:r>
-              <w:t>12%</w:t>
-            </w:r>
-          </w:p>
-        </w:tc>
-      </w:tr>
-      <w:tr>
-        <w:tc>
-          <w:tcPr>
-            <w:tcW w:type="dxa" w:w="2160"/>
-          </w:tcPr>
-          <w:p>
-            <w:r>
-              <w:t>精芯信息有限公司</w:t>
-            </w:r>
-          </w:p>
-        </w:tc>
-        <w:tc>
-          <w:tcPr>
-            <w:tcW w:type="dxa" w:w="2160"/>
-          </w:tcPr>
-          <w:p>
-            <w:r>
-              <w:t>消费科技</w:t>
-            </w:r>
-          </w:p>
-        </w:tc>
-        <w:tc>
-          <w:tcPr>
-            <w:tcW w:type="dxa" w:w="2160"/>
-          </w:tcPr>
-          <w:p>
-            <w:r>
-              <w:t>128亿</w:t>
-            </w:r>
-          </w:p>
-        </w:tc>
-        <w:tc>
-          <w:tcPr>
-            <w:tcW w:type="dxa" w:w="2160"/>
-          </w:tcPr>
-          <w:p>
-            <w:r>
-              <w:t>9%</w:t>
-            </w:r>
-          </w:p>
-        </w:tc>
-      </w:tr>
-      <w:tr>
-        <w:tc>
-          <w:tcPr>
-            <w:tcW w:type="dxa" w:w="2160"/>
-          </w:tcPr>
-          <w:p>
-            <w:r>
-              <w:t>天益信息有限公司</w:t>
-            </w:r>
-          </w:p>
-        </w:tc>
-        <w:tc>
-          <w:tcPr>
-            <w:tcW w:type="dxa" w:w="2160"/>
-          </w:tcPr>
-          <w:p>
-            <w:r>
-              <w:t>云计算</w:t>
-            </w:r>
-          </w:p>
-        </w:tc>
-        <w:tc>
-          <w:tcPr>
-            <w:tcW w:type="dxa" w:w="2160"/>
-          </w:tcPr>
-          <w:p>
-            <w:r>
-              <w:t>322亿</w:t>
-            </w:r>
-          </w:p>
-        </w:tc>
-        <w:tc>
-          <w:tcPr>
-            <w:tcW w:type="dxa" w:w="2160"/>
-          </w:tcPr>
-          <w:p>
-            <w:r>
-              <w:t>11%</w:t>
-            </w:r>
-          </w:p>
-        </w:tc>
-      </w:tr>
-      <w:tr>
-        <w:tc>
-          <w:tcPr>
-            <w:tcW w:type="dxa" w:w="2160"/>
-          </w:tcPr>
-          <w:p>
-            <w:r>
-              <w:t>九方网络有限公司</w:t>
-            </w:r>
-          </w:p>
-        </w:tc>
-        <w:tc>
-          <w:tcPr>
-            <w:tcW w:type="dxa" w:w="2160"/>
-          </w:tcPr>
-          <w:p>
-            <w:r>
-              <w:t>新能源</w:t>
-            </w:r>
-          </w:p>
-        </w:tc>
-        <w:tc>
-          <w:tcPr>
-            <w:tcW w:type="dxa" w:w="2160"/>
-          </w:tcPr>
-          <w:p>
-            <w:r>
-              <w:t>358亿</w:t>
-            </w:r>
-          </w:p>
-        </w:tc>
-        <w:tc>
-          <w:tcPr>
-            <w:tcW w:type="dxa" w:w="2160"/>
-          </w:tcPr>
-          <w:p>
-            <w:r>
-              <w:t>21%</w:t>
+              <w:t>287亿</w:t>
+            </w:r>
+          </w:p>
+        </w:tc>
+        <w:tc>
+          <w:tcPr>
+            <w:tcW w:type="dxa" w:w="2160"/>
+          </w:tcPr>
+          <w:p>
+            <w:r>
+              <w:t>30%</w:t>
             </w:r>
           </w:p>
         </w:tc>
@@ -1591,35 +1583,46 @@
     <w:p>
       <w:r>
         <w:br/>
-        <w:t>风险管理部认为，半导体 行业仍然面临若干</w:t>
+        <w:t>根据内部财务模型测算，昂歌信息信息有限公司 在未来三年</w:t>
         <w:br/>
-        <w:t>不确定性因素，包括技术迭代风险、政策变化、</w:t>
+        <w:t>收入复合增长率预计可达到 12% 左右。</w:t>
         <w:br/>
-        <w:t>以及市场竞争加剧等问题。</w:t>
+        <w:t>该预测基于行业需求增长以及公司产能扩张计划。</w:t>
         <w:br/>
       </w:r>
     </w:p>
     <w:p>
       <w:r>
         <w:br/>
-        <w:t>风险管理部认为，云计算 行业仍然面临若干</w:t>
+        <w:t>根据内部财务模型测算，富罳网络有限公司 在未来三年</w:t>
         <w:br/>
-        <w:t>不确定性因素，包括技术迭代风险、政策变化、</w:t>
+        <w:t>收入复合增长率预计可达到 28% 左右。</w:t>
         <w:br/>
-        <w:t>以及市场竞争加剧等问题。</w:t>
+        <w:t>该预测基于行业需求增长以及公司产能扩张计划。</w:t>
         <w:br/>
       </w:r>
     </w:p>
     <w:p>
       <w:r>
         <w:br/>
-        <w:t>银嘉信息有限公司 是中国 消费科技 行业的重要企业之一。</w:t>
+        <w:t>华成育卓科技有限公司 是中国 医疗科技 行业的重要企业之一。</w:t>
         <w:br/>
-        <w:t>根据华辰资本 风险管理部 的研究，该公司成立于 2020 年，</w:t>
+        <w:t>根据华辰资本 资产配置委员会 的研究，该公司成立于 2020 年，</w:t>
         <w:br/>
-        <w:t>目前员工规模约 2026 人。公司近年来持续加大研发投入，</w:t>
+        <w:t>目前员工规模约 650 人。公司近年来持续加大研发投入，</w:t>
         <w:br/>
         <w:t>在核心技术方面形成了较强的竞争壁垒。</w:t>
+        <w:br/>
+      </w:r>
+    </w:p>
+    <w:p>
+      <w:r>
+        <w:br/>
+        <w:t>风险管理部认为，人工智能 行业仍然面临若干</w:t>
+        <w:br/>
+        <w:t>不确定性因素，包括技术迭代风险、政策变化、</w:t>
+        <w:br/>
+        <w:t>以及市场竞争加剧等问题。</w:t>
         <w:br/>
       </w:r>
     </w:p>
@@ -1637,22 +1640,22 @@
     <w:p>
       <w:r>
         <w:br/>
-        <w:t>从产业链角度看，半导体 行业主要由上游设备厂商、</w:t>
+        <w:t>从产业链角度看，消费科技 行业主要由上游设备厂商、</w:t>
         <w:br/>
         <w:t>中游平台企业以及下游应用厂商组成。</w:t>
         <w:br/>
-        <w:t>浦华众城科技有限公司 主要位于产业链的 下游 环节。</w:t>
+        <w:t>联软科技有限公司 主要位于产业链的 上游 环节。</w:t>
         <w:br/>
       </w:r>
     </w:p>
     <w:p>
       <w:r>
         <w:br/>
-        <w:t>精芯科技有限公司 是中国 云计算 行业的重要企业之一。</w:t>
+        <w:t>飞利信科技有限公司 是中国 人工智能 行业的重要企业之一。</w:t>
         <w:br/>
-        <w:t>根据华辰资本 风险管理部 的研究，该公司成立于 2005 年，</w:t>
+        <w:t>根据华辰资本 资产配置委员会 的研究，该公司成立于 2018 年，</w:t>
         <w:br/>
-        <w:t>目前员工规模约 3520 人。公司近年来持续加大研发投入，</w:t>
+        <w:t>目前员工规模约 1801 人。公司近年来持续加大研发投入，</w:t>
         <w:br/>
         <w:t>在核心技术方面形成了较强的竞争壁垒。</w:t>
         <w:br/>
@@ -1661,22 +1664,11 @@
     <w:p>
       <w:r>
         <w:br/>
-        <w:t>从产业链角度看，医疗科技 行业主要由上游设备厂商、</w:t>
+        <w:t>从产业链角度看，消费科技 行业主要由上游设备厂商、</w:t>
         <w:br/>
         <w:t>中游平台企业以及下游应用厂商组成。</w:t>
         <w:br/>
-        <w:t>雨林木风计算机网络有限公司 主要位于产业链的 上游 环节。</w:t>
-        <w:br/>
-      </w:r>
-    </w:p>
-    <w:p>
-      <w:r>
-        <w:br/>
-        <w:t>从产业链角度看，半导体 行业主要由上游设备厂商、</w:t>
-        <w:br/>
-        <w:t>中游平台企业以及下游应用厂商组成。</w:t>
-        <w:br/>
-        <w:t>浦华众城科技有限公司 主要位于产业链的 中游 环节。</w:t>
+        <w:t>华泰通安传媒有限公司 主要位于产业链的 上游 环节。</w:t>
         <w:br/>
       </w:r>
     </w:p>
@@ -1740,37 +1732,37 @@
           </w:tcPr>
           <w:p>
             <w:r>
-              <w:t>新宇龙信息传媒有限公司</w:t>
-            </w:r>
-          </w:p>
-        </w:tc>
-        <w:tc>
-          <w:tcPr>
-            <w:tcW w:type="dxa" w:w="2160"/>
-          </w:tcPr>
-          <w:p>
-            <w:r>
-              <w:t>机器人</w:t>
-            </w:r>
-          </w:p>
-        </w:tc>
-        <w:tc>
-          <w:tcPr>
-            <w:tcW w:type="dxa" w:w="2160"/>
-          </w:tcPr>
-          <w:p>
-            <w:r>
-              <w:t>722亿</w:t>
-            </w:r>
-          </w:p>
-        </w:tc>
-        <w:tc>
-          <w:tcPr>
-            <w:tcW w:type="dxa" w:w="2160"/>
-          </w:tcPr>
-          <w:p>
-            <w:r>
-              <w:t>24%</w:t>
+              <w:t>雨林木风计算机科技有限公司</w:t>
+            </w:r>
+          </w:p>
+        </w:tc>
+        <w:tc>
+          <w:tcPr>
+            <w:tcW w:type="dxa" w:w="2160"/>
+          </w:tcPr>
+          <w:p>
+            <w:r>
+              <w:t>半导体</w:t>
+            </w:r>
+          </w:p>
+        </w:tc>
+        <w:tc>
+          <w:tcPr>
+            <w:tcW w:type="dxa" w:w="2160"/>
+          </w:tcPr>
+          <w:p>
+            <w:r>
+              <w:t>578亿</w:t>
+            </w:r>
+          </w:p>
+        </w:tc>
+        <w:tc>
+          <w:tcPr>
+            <w:tcW w:type="dxa" w:w="2160"/>
+          </w:tcPr>
+          <w:p>
+            <w:r>
+              <w:t>23%</w:t>
             </w:r>
           </w:p>
         </w:tc>
@@ -1782,7 +1774,7 @@
           </w:tcPr>
           <w:p>
             <w:r>
-              <w:t>南康网络有限公司</w:t>
+              <w:t>飞海科技传媒有限公司</w:t>
             </w:r>
           </w:p>
         </w:tc>
@@ -1802,17 +1794,17 @@
           </w:tcPr>
           <w:p>
             <w:r>
-              <w:t>263亿</w:t>
-            </w:r>
-          </w:p>
-        </w:tc>
-        <w:tc>
-          <w:tcPr>
-            <w:tcW w:type="dxa" w:w="2160"/>
-          </w:tcPr>
-          <w:p>
-            <w:r>
-              <w:t>27%</w:t>
+              <w:t>112亿</w:t>
+            </w:r>
+          </w:p>
+        </w:tc>
+        <w:tc>
+          <w:tcPr>
+            <w:tcW w:type="dxa" w:w="2160"/>
+          </w:tcPr>
+          <w:p>
+            <w:r>
+              <w:t>8%</w:t>
             </w:r>
           </w:p>
         </w:tc>
@@ -1824,37 +1816,37 @@
           </w:tcPr>
           <w:p>
             <w:r>
-              <w:t>凌云网络有限公司</w:t>
-            </w:r>
-          </w:p>
-        </w:tc>
-        <w:tc>
-          <w:tcPr>
-            <w:tcW w:type="dxa" w:w="2160"/>
-          </w:tcPr>
-          <w:p>
-            <w:r>
-              <w:t>医疗科技</w:t>
-            </w:r>
-          </w:p>
-        </w:tc>
-        <w:tc>
-          <w:tcPr>
-            <w:tcW w:type="dxa" w:w="2160"/>
-          </w:tcPr>
-          <w:p>
-            <w:r>
-              <w:t>121亿</w:t>
-            </w:r>
-          </w:p>
-        </w:tc>
-        <w:tc>
-          <w:tcPr>
-            <w:tcW w:type="dxa" w:w="2160"/>
-          </w:tcPr>
-          <w:p>
-            <w:r>
-              <w:t>26%</w:t>
+              <w:t>鑫博腾飞信息有限公司</w:t>
+            </w:r>
+          </w:p>
+        </w:tc>
+        <w:tc>
+          <w:tcPr>
+            <w:tcW w:type="dxa" w:w="2160"/>
+          </w:tcPr>
+          <w:p>
+            <w:r>
+              <w:t>消费科技</w:t>
+            </w:r>
+          </w:p>
+        </w:tc>
+        <w:tc>
+          <w:tcPr>
+            <w:tcW w:type="dxa" w:w="2160"/>
+          </w:tcPr>
+          <w:p>
+            <w:r>
+              <w:t>269亿</w:t>
+            </w:r>
+          </w:p>
+        </w:tc>
+        <w:tc>
+          <w:tcPr>
+            <w:tcW w:type="dxa" w:w="2160"/>
+          </w:tcPr>
+          <w:p>
+            <w:r>
+              <w:t>13%</w:t>
             </w:r>
           </w:p>
         </w:tc>
@@ -1866,7 +1858,7 @@
           </w:tcPr>
           <w:p>
             <w:r>
-              <w:t>创联世纪科技有限公司</w:t>
+              <w:t>九方传媒有限公司</w:t>
             </w:r>
           </w:p>
         </w:tc>
@@ -1886,17 +1878,17 @@
           </w:tcPr>
           <w:p>
             <w:r>
-              <w:t>281亿</w:t>
-            </w:r>
-          </w:p>
-        </w:tc>
-        <w:tc>
-          <w:tcPr>
-            <w:tcW w:type="dxa" w:w="2160"/>
-          </w:tcPr>
-          <w:p>
-            <w:r>
-              <w:t>15%</w:t>
+              <w:t>184亿</w:t>
+            </w:r>
+          </w:p>
+        </w:tc>
+        <w:tc>
+          <w:tcPr>
+            <w:tcW w:type="dxa" w:w="2160"/>
+          </w:tcPr>
+          <w:p>
+            <w:r>
+              <w:t>6%</w:t>
             </w:r>
           </w:p>
         </w:tc>
@@ -1908,37 +1900,37 @@
           </w:tcPr>
           <w:p>
             <w:r>
-              <w:t>创亿网络有限公司</w:t>
-            </w:r>
-          </w:p>
-        </w:tc>
-        <w:tc>
-          <w:tcPr>
-            <w:tcW w:type="dxa" w:w="2160"/>
-          </w:tcPr>
-          <w:p>
-            <w:r>
-              <w:t>云计算</w:t>
-            </w:r>
-          </w:p>
-        </w:tc>
-        <w:tc>
-          <w:tcPr>
-            <w:tcW w:type="dxa" w:w="2160"/>
-          </w:tcPr>
-          <w:p>
-            <w:r>
-              <w:t>664亿</w:t>
-            </w:r>
-          </w:p>
-        </w:tc>
-        <w:tc>
-          <w:tcPr>
-            <w:tcW w:type="dxa" w:w="2160"/>
-          </w:tcPr>
-          <w:p>
-            <w:r>
-              <w:t>18%</w:t>
+              <w:t>毕博诚信息有限公司</w:t>
+            </w:r>
+          </w:p>
+        </w:tc>
+        <w:tc>
+          <w:tcPr>
+            <w:tcW w:type="dxa" w:w="2160"/>
+          </w:tcPr>
+          <w:p>
+            <w:r>
+              <w:t>机器人</w:t>
+            </w:r>
+          </w:p>
+        </w:tc>
+        <w:tc>
+          <w:tcPr>
+            <w:tcW w:type="dxa" w:w="2160"/>
+          </w:tcPr>
+          <w:p>
+            <w:r>
+              <w:t>730亿</w:t>
+            </w:r>
+          </w:p>
+        </w:tc>
+        <w:tc>
+          <w:tcPr>
+            <w:tcW w:type="dxa" w:w="2160"/>
+          </w:tcPr>
+          <w:p>
+            <w:r>
+              <w:t>9%</w:t>
             </w:r>
           </w:p>
         </w:tc>
@@ -1950,37 +1942,37 @@
           </w:tcPr>
           <w:p>
             <w:r>
-              <w:t>雨林木风计算机网络有限公司</w:t>
-            </w:r>
-          </w:p>
-        </w:tc>
-        <w:tc>
-          <w:tcPr>
-            <w:tcW w:type="dxa" w:w="2160"/>
-          </w:tcPr>
-          <w:p>
-            <w:r>
-              <w:t>医疗科技</w:t>
-            </w:r>
-          </w:p>
-        </w:tc>
-        <w:tc>
-          <w:tcPr>
-            <w:tcW w:type="dxa" w:w="2160"/>
-          </w:tcPr>
-          <w:p>
-            <w:r>
-              <w:t>408亿</w:t>
-            </w:r>
-          </w:p>
-        </w:tc>
-        <w:tc>
-          <w:tcPr>
-            <w:tcW w:type="dxa" w:w="2160"/>
-          </w:tcPr>
-          <w:p>
-            <w:r>
-              <w:t>9%</w:t>
+              <w:t>惠派国际公司科技有限公司</w:t>
+            </w:r>
+          </w:p>
+        </w:tc>
+        <w:tc>
+          <w:tcPr>
+            <w:tcW w:type="dxa" w:w="2160"/>
+          </w:tcPr>
+          <w:p>
+            <w:r>
+              <w:t>人工智能</w:t>
+            </w:r>
+          </w:p>
+        </w:tc>
+        <w:tc>
+          <w:tcPr>
+            <w:tcW w:type="dxa" w:w="2160"/>
+          </w:tcPr>
+          <w:p>
+            <w:r>
+              <w:t>680亿</w:t>
+            </w:r>
+          </w:p>
+        </w:tc>
+        <w:tc>
+          <w:tcPr>
+            <w:tcW w:type="dxa" w:w="2160"/>
+          </w:tcPr>
+          <w:p>
+            <w:r>
+              <w:t>12%</w:t>
             </w:r>
           </w:p>
         </w:tc>
@@ -1992,37 +1984,37 @@
           </w:tcPr>
           <w:p>
             <w:r>
-              <w:t>九方网络有限公司</w:t>
-            </w:r>
-          </w:p>
-        </w:tc>
-        <w:tc>
-          <w:tcPr>
-            <w:tcW w:type="dxa" w:w="2160"/>
-          </w:tcPr>
-          <w:p>
-            <w:r>
-              <w:t>新能源</w:t>
-            </w:r>
-          </w:p>
-        </w:tc>
-        <w:tc>
-          <w:tcPr>
-            <w:tcW w:type="dxa" w:w="2160"/>
-          </w:tcPr>
-          <w:p>
-            <w:r>
-              <w:t>459亿</w:t>
-            </w:r>
-          </w:p>
-        </w:tc>
-        <w:tc>
-          <w:tcPr>
-            <w:tcW w:type="dxa" w:w="2160"/>
-          </w:tcPr>
-          <w:p>
-            <w:r>
-              <w:t>26%</w:t>
+              <w:t>新格林耐特网络有限公司</w:t>
+            </w:r>
+          </w:p>
+        </w:tc>
+        <w:tc>
+          <w:tcPr>
+            <w:tcW w:type="dxa" w:w="2160"/>
+          </w:tcPr>
+          <w:p>
+            <w:r>
+              <w:t>人工智能</w:t>
+            </w:r>
+          </w:p>
+        </w:tc>
+        <w:tc>
+          <w:tcPr>
+            <w:tcW w:type="dxa" w:w="2160"/>
+          </w:tcPr>
+          <w:p>
+            <w:r>
+              <w:t>207亿</w:t>
+            </w:r>
+          </w:p>
+        </w:tc>
+        <w:tc>
+          <w:tcPr>
+            <w:tcW w:type="dxa" w:w="2160"/>
+          </w:tcPr>
+          <w:p>
+            <w:r>
+              <w:t>28%</w:t>
             </w:r>
           </w:p>
         </w:tc>
@@ -2034,37 +2026,37 @@
           </w:tcPr>
           <w:p>
             <w:r>
-              <w:t>南康网络有限公司</w:t>
-            </w:r>
-          </w:p>
-        </w:tc>
-        <w:tc>
-          <w:tcPr>
-            <w:tcW w:type="dxa" w:w="2160"/>
-          </w:tcPr>
-          <w:p>
-            <w:r>
-              <w:t>消费科技</w:t>
-            </w:r>
-          </w:p>
-        </w:tc>
-        <w:tc>
-          <w:tcPr>
-            <w:tcW w:type="dxa" w:w="2160"/>
-          </w:tcPr>
-          <w:p>
-            <w:r>
-              <w:t>568亿</w:t>
-            </w:r>
-          </w:p>
-        </w:tc>
-        <w:tc>
-          <w:tcPr>
-            <w:tcW w:type="dxa" w:w="2160"/>
-          </w:tcPr>
-          <w:p>
-            <w:r>
-              <w:t>29%</w:t>
+              <w:t>信诚致远科技有限公司</w:t>
+            </w:r>
+          </w:p>
+        </w:tc>
+        <w:tc>
+          <w:tcPr>
+            <w:tcW w:type="dxa" w:w="2160"/>
+          </w:tcPr>
+          <w:p>
+            <w:r>
+              <w:t>云计算</w:t>
+            </w:r>
+          </w:p>
+        </w:tc>
+        <w:tc>
+          <w:tcPr>
+            <w:tcW w:type="dxa" w:w="2160"/>
+          </w:tcPr>
+          <w:p>
+            <w:r>
+              <w:t>167亿</w:t>
+            </w:r>
+          </w:p>
+        </w:tc>
+        <w:tc>
+          <w:tcPr>
+            <w:tcW w:type="dxa" w:w="2160"/>
+          </w:tcPr>
+          <w:p>
+            <w:r>
+              <w:t>8%</w:t>
             </w:r>
           </w:p>
         </w:tc>
@@ -2076,37 +2068,37 @@
           </w:tcPr>
           <w:p>
             <w:r>
-              <w:t>精芯信息有限公司</w:t>
-            </w:r>
-          </w:p>
-        </w:tc>
-        <w:tc>
-          <w:tcPr>
-            <w:tcW w:type="dxa" w:w="2160"/>
-          </w:tcPr>
-          <w:p>
-            <w:r>
-              <w:t>消费科技</w:t>
-            </w:r>
-          </w:p>
-        </w:tc>
-        <w:tc>
-          <w:tcPr>
-            <w:tcW w:type="dxa" w:w="2160"/>
-          </w:tcPr>
-          <w:p>
-            <w:r>
-              <w:t>288亿</w:t>
-            </w:r>
-          </w:p>
-        </w:tc>
-        <w:tc>
-          <w:tcPr>
-            <w:tcW w:type="dxa" w:w="2160"/>
-          </w:tcPr>
-          <w:p>
-            <w:r>
-              <w:t>9%</w:t>
+              <w:t>联软网络有限公司</w:t>
+            </w:r>
+          </w:p>
+        </w:tc>
+        <w:tc>
+          <w:tcPr>
+            <w:tcW w:type="dxa" w:w="2160"/>
+          </w:tcPr>
+          <w:p>
+            <w:r>
+              <w:t>半导体</w:t>
+            </w:r>
+          </w:p>
+        </w:tc>
+        <w:tc>
+          <w:tcPr>
+            <w:tcW w:type="dxa" w:w="2160"/>
+          </w:tcPr>
+          <w:p>
+            <w:r>
+              <w:t>593亿</w:t>
+            </w:r>
+          </w:p>
+        </w:tc>
+        <w:tc>
+          <w:tcPr>
+            <w:tcW w:type="dxa" w:w="2160"/>
+          </w:tcPr>
+          <w:p>
+            <w:r>
+              <w:t>17%</w:t>
             </w:r>
           </w:p>
         </w:tc>
@@ -2118,37 +2110,37 @@
           </w:tcPr>
           <w:p>
             <w:r>
-              <w:t>天益科技有限公司</w:t>
-            </w:r>
-          </w:p>
-        </w:tc>
-        <w:tc>
-          <w:tcPr>
-            <w:tcW w:type="dxa" w:w="2160"/>
-          </w:tcPr>
-          <w:p>
-            <w:r>
-              <w:t>半导体</w:t>
-            </w:r>
-          </w:p>
-        </w:tc>
-        <w:tc>
-          <w:tcPr>
-            <w:tcW w:type="dxa" w:w="2160"/>
-          </w:tcPr>
-          <w:p>
-            <w:r>
-              <w:t>239亿</w:t>
-            </w:r>
-          </w:p>
-        </w:tc>
-        <w:tc>
-          <w:tcPr>
-            <w:tcW w:type="dxa" w:w="2160"/>
-          </w:tcPr>
-          <w:p>
-            <w:r>
-              <w:t>5%</w:t>
+              <w:t>联通时科传媒有限公司</w:t>
+            </w:r>
+          </w:p>
+        </w:tc>
+        <w:tc>
+          <w:tcPr>
+            <w:tcW w:type="dxa" w:w="2160"/>
+          </w:tcPr>
+          <w:p>
+            <w:r>
+              <w:t>消费科技</w:t>
+            </w:r>
+          </w:p>
+        </w:tc>
+        <w:tc>
+          <w:tcPr>
+            <w:tcW w:type="dxa" w:w="2160"/>
+          </w:tcPr>
+          <w:p>
+            <w:r>
+              <w:t>657亿</w:t>
+            </w:r>
+          </w:p>
+        </w:tc>
+        <w:tc>
+          <w:tcPr>
+            <w:tcW w:type="dxa" w:w="2160"/>
+          </w:tcPr>
+          <w:p>
+            <w:r>
+              <w:t>22%</w:t>
             </w:r>
           </w:p>
         </w:tc>
@@ -2160,37 +2152,37 @@
           </w:tcPr>
           <w:p>
             <w:r>
-              <w:t>创汇传媒有限公司</w:t>
-            </w:r>
-          </w:p>
-        </w:tc>
-        <w:tc>
-          <w:tcPr>
-            <w:tcW w:type="dxa" w:w="2160"/>
-          </w:tcPr>
-          <w:p>
-            <w:r>
-              <w:t>新能源</w:t>
-            </w:r>
-          </w:p>
-        </w:tc>
-        <w:tc>
-          <w:tcPr>
-            <w:tcW w:type="dxa" w:w="2160"/>
-          </w:tcPr>
-          <w:p>
-            <w:r>
-              <w:t>534亿</w:t>
-            </w:r>
-          </w:p>
-        </w:tc>
-        <w:tc>
-          <w:tcPr>
-            <w:tcW w:type="dxa" w:w="2160"/>
-          </w:tcPr>
-          <w:p>
-            <w:r>
-              <w:t>16%</w:t>
+              <w:t>华成育卓传媒有限公司</w:t>
+            </w:r>
+          </w:p>
+        </w:tc>
+        <w:tc>
+          <w:tcPr>
+            <w:tcW w:type="dxa" w:w="2160"/>
+          </w:tcPr>
+          <w:p>
+            <w:r>
+              <w:t>人工智能</w:t>
+            </w:r>
+          </w:p>
+        </w:tc>
+        <w:tc>
+          <w:tcPr>
+            <w:tcW w:type="dxa" w:w="2160"/>
+          </w:tcPr>
+          <w:p>
+            <w:r>
+              <w:t>460亿</w:t>
+            </w:r>
+          </w:p>
+        </w:tc>
+        <w:tc>
+          <w:tcPr>
+            <w:tcW w:type="dxa" w:w="2160"/>
+          </w:tcPr>
+          <w:p>
+            <w:r>
+              <w:t>25%</w:t>
             </w:r>
           </w:p>
         </w:tc>
@@ -2202,7 +2194,7 @@
           </w:tcPr>
           <w:p>
             <w:r>
-              <w:t>飞利信科技有限公司</w:t>
+              <w:t>浦华众城网络有限公司</w:t>
             </w:r>
           </w:p>
         </w:tc>
@@ -2222,17 +2214,17 @@
           </w:tcPr>
           <w:p>
             <w:r>
-              <w:t>780亿</w:t>
-            </w:r>
-          </w:p>
-        </w:tc>
-        <w:tc>
-          <w:tcPr>
-            <w:tcW w:type="dxa" w:w="2160"/>
-          </w:tcPr>
-          <w:p>
-            <w:r>
-              <w:t>29%</w:t>
+              <w:t>389亿</w:t>
+            </w:r>
+          </w:p>
+        </w:tc>
+        <w:tc>
+          <w:tcPr>
+            <w:tcW w:type="dxa" w:w="2160"/>
+          </w:tcPr>
+          <w:p>
+            <w:r>
+              <w:t>24%</w:t>
             </w:r>
           </w:p>
         </w:tc>
@@ -2244,37 +2236,37 @@
           </w:tcPr>
           <w:p>
             <w:r>
-              <w:t>快讯网络有限公司</w:t>
-            </w:r>
-          </w:p>
-        </w:tc>
-        <w:tc>
-          <w:tcPr>
-            <w:tcW w:type="dxa" w:w="2160"/>
-          </w:tcPr>
-          <w:p>
-            <w:r>
-              <w:t>新能源</w:t>
-            </w:r>
-          </w:p>
-        </w:tc>
-        <w:tc>
-          <w:tcPr>
-            <w:tcW w:type="dxa" w:w="2160"/>
-          </w:tcPr>
-          <w:p>
-            <w:r>
-              <w:t>696亿</w:t>
-            </w:r>
-          </w:p>
-        </w:tc>
-        <w:tc>
-          <w:tcPr>
-            <w:tcW w:type="dxa" w:w="2160"/>
-          </w:tcPr>
-          <w:p>
-            <w:r>
-              <w:t>18%</w:t>
+              <w:t>联软网络有限公司</w:t>
+            </w:r>
+          </w:p>
+        </w:tc>
+        <w:tc>
+          <w:tcPr>
+            <w:tcW w:type="dxa" w:w="2160"/>
+          </w:tcPr>
+          <w:p>
+            <w:r>
+              <w:t>半导体</w:t>
+            </w:r>
+          </w:p>
+        </w:tc>
+        <w:tc>
+          <w:tcPr>
+            <w:tcW w:type="dxa" w:w="2160"/>
+          </w:tcPr>
+          <w:p>
+            <w:r>
+              <w:t>319亿</w:t>
+            </w:r>
+          </w:p>
+        </w:tc>
+        <w:tc>
+          <w:tcPr>
+            <w:tcW w:type="dxa" w:w="2160"/>
+          </w:tcPr>
+          <w:p>
+            <w:r>
+              <w:t>6%</w:t>
             </w:r>
           </w:p>
         </w:tc>
@@ -2286,37 +2278,37 @@
           </w:tcPr>
           <w:p>
             <w:r>
-              <w:t>浦华众城信息有限公司</w:t>
-            </w:r>
-          </w:p>
-        </w:tc>
-        <w:tc>
-          <w:tcPr>
-            <w:tcW w:type="dxa" w:w="2160"/>
-          </w:tcPr>
-          <w:p>
-            <w:r>
-              <w:t>云计算</w:t>
-            </w:r>
-          </w:p>
-        </w:tc>
-        <w:tc>
-          <w:tcPr>
-            <w:tcW w:type="dxa" w:w="2160"/>
-          </w:tcPr>
-          <w:p>
-            <w:r>
-              <w:t>356亿</w:t>
-            </w:r>
-          </w:p>
-        </w:tc>
-        <w:tc>
-          <w:tcPr>
-            <w:tcW w:type="dxa" w:w="2160"/>
-          </w:tcPr>
-          <w:p>
-            <w:r>
-              <w:t>21%</w:t>
+              <w:t>飞利信科技有限公司</w:t>
+            </w:r>
+          </w:p>
+        </w:tc>
+        <w:tc>
+          <w:tcPr>
+            <w:tcW w:type="dxa" w:w="2160"/>
+          </w:tcPr>
+          <w:p>
+            <w:r>
+              <w:t>人工智能</w:t>
+            </w:r>
+          </w:p>
+        </w:tc>
+        <w:tc>
+          <w:tcPr>
+            <w:tcW w:type="dxa" w:w="2160"/>
+          </w:tcPr>
+          <w:p>
+            <w:r>
+              <w:t>232亿</w:t>
+            </w:r>
+          </w:p>
+        </w:tc>
+        <w:tc>
+          <w:tcPr>
+            <w:tcW w:type="dxa" w:w="2160"/>
+          </w:tcPr>
+          <w:p>
+            <w:r>
+              <w:t>13%</w:t>
             </w:r>
           </w:p>
         </w:tc>
@@ -2328,37 +2320,37 @@
           </w:tcPr>
           <w:p>
             <w:r>
-              <w:t>东方峻景网络有限公司</w:t>
-            </w:r>
-          </w:p>
-        </w:tc>
-        <w:tc>
-          <w:tcPr>
-            <w:tcW w:type="dxa" w:w="2160"/>
-          </w:tcPr>
-          <w:p>
-            <w:r>
-              <w:t>机器人</w:t>
-            </w:r>
-          </w:p>
-        </w:tc>
-        <w:tc>
-          <w:tcPr>
-            <w:tcW w:type="dxa" w:w="2160"/>
-          </w:tcPr>
-          <w:p>
-            <w:r>
-              <w:t>317亿</w:t>
-            </w:r>
-          </w:p>
-        </w:tc>
-        <w:tc>
-          <w:tcPr>
-            <w:tcW w:type="dxa" w:w="2160"/>
-          </w:tcPr>
-          <w:p>
-            <w:r>
-              <w:t>26%</w:t>
+              <w:t>信诚致远科技有限公司</w:t>
+            </w:r>
+          </w:p>
+        </w:tc>
+        <w:tc>
+          <w:tcPr>
+            <w:tcW w:type="dxa" w:w="2160"/>
+          </w:tcPr>
+          <w:p>
+            <w:r>
+              <w:t>云计算</w:t>
+            </w:r>
+          </w:p>
+        </w:tc>
+        <w:tc>
+          <w:tcPr>
+            <w:tcW w:type="dxa" w:w="2160"/>
+          </w:tcPr>
+          <w:p>
+            <w:r>
+              <w:t>692亿</w:t>
+            </w:r>
+          </w:p>
+        </w:tc>
+        <w:tc>
+          <w:tcPr>
+            <w:tcW w:type="dxa" w:w="2160"/>
+          </w:tcPr>
+          <w:p>
+            <w:r>
+              <w:t>14%</w:t>
             </w:r>
           </w:p>
         </w:tc>
@@ -2375,11 +2367,22 @@
     <w:p>
       <w:r>
         <w:br/>
-        <w:t>华远软件信息有限公司 是中国 半导体 行业的重要企业之一。</w:t>
+        <w:t>华辰资本旗下的 HC Energy Transition Fund 在最近的资产配置会议中</w:t>
         <w:br/>
-        <w:t>根据华辰资本 风险管理部 的研究，该公司成立于 2015 年，</w:t>
+        <w:t>讨论了 云计算 行业的投资机会，并对 信诚致远科技有限公司</w:t>
         <w:br/>
-        <w:t>目前员工规模约 6302 人。公司近年来持续加大研发投入，</w:t>
+        <w:t>进行了重点评估。</w:t>
+        <w:br/>
+      </w:r>
+    </w:p>
+    <w:p>
+      <w:r>
+        <w:br/>
+        <w:t>通际名联科技有限公司 是中国 人工智能 行业的重要企业之一。</w:t>
+        <w:br/>
+        <w:t>根据华辰资本 量化研究部 的研究，该公司成立于 2011 年，</w:t>
+        <w:br/>
+        <w:t>目前员工规模约 6459 人。公司近年来持续加大研发投入，</w:t>
         <w:br/>
         <w:t>在核心技术方面形成了较强的竞争壁垒。</w:t>
         <w:br/>
@@ -2388,11 +2391,11 @@
     <w:p>
       <w:r>
         <w:br/>
-        <w:t>南康网络有限公司 是中国 消费科技 行业的重要企业之一。</w:t>
+        <w:t>创汇传媒有限公司 是中国 新能源 行业的重要企业之一。</w:t>
         <w:br/>
-        <w:t>根据华辰资本 投资策略部 的研究，该公司成立于 2012 年，</w:t>
+        <w:t>根据华辰资本 风险管理部 的研究，该公司成立于 2017 年，</w:t>
         <w:br/>
-        <w:t>目前员工规模约 4254 人。公司近年来持续加大研发投入，</w:t>
+        <w:t>目前员工规模约 7084 人。公司近年来持续加大研发投入，</w:t>
         <w:br/>
         <w:t>在核心技术方面形成了较强的竞争壁垒。</w:t>
         <w:br/>
@@ -2401,13 +2404,11 @@
     <w:p>
       <w:r>
         <w:br/>
-        <w:t>天益科技有限公司 是中国 半导体 行业的重要企业之一。</w:t>
+        <w:t>华辰资本旗下的 HC AI Innovation Fund 在最近的资产配置会议中</w:t>
         <w:br/>
-        <w:t>根据华辰资本 风险管理部 的研究，该公司成立于 2013 年，</w:t>
+        <w:t>讨论了 半导体 行业的投资机会，并对 联软网络有限公司</w:t>
         <w:br/>
-        <w:t>目前员工规模约 750 人。公司近年来持续加大研发投入，</w:t>
-        <w:br/>
-        <w:t>在核心技术方面形成了较强的竞争壁垒。</w:t>
+        <w:t>进行了重点评估。</w:t>
         <w:br/>
       </w:r>
     </w:p>
@@ -2425,44 +2426,33 @@
     <w:p>
       <w:r>
         <w:br/>
-        <w:t>从产业链角度看，人工智能 行业主要由上游设备厂商、</w:t>
+        <w:t>华辰资本旗下的 HC Quant Arbitrage Fund 在最近的资产配置会议中</w:t>
         <w:br/>
-        <w:t>中游平台企业以及下游应用厂商组成。</w:t>
+        <w:t>讨论了 机器人 行业的投资机会，并对 图龙信息传媒有限公司</w:t>
         <w:br/>
-        <w:t>迪摩科技有限公司 主要位于产业链的 上游 环节。</w:t>
+        <w:t>进行了重点评估。</w:t>
         <w:br/>
       </w:r>
     </w:p>
     <w:p>
       <w:r>
         <w:br/>
-        <w:t>风险管理部认为，医疗科技 行业仍然面临若干</w:t>
+        <w:t>华辰资本旗下的 HC Energy Transition Fund 在最近的资产配置会议中</w:t>
         <w:br/>
-        <w:t>不确定性因素，包括技术迭代风险、政策变化、</w:t>
+        <w:t>讨论了 消费科技 行业的投资机会，并对 联通时科传媒有限公司</w:t>
         <w:br/>
-        <w:t>以及市场竞争加剧等问题。</w:t>
+        <w:t>进行了重点评估。</w:t>
         <w:br/>
       </w:r>
     </w:p>
     <w:p>
       <w:r>
         <w:br/>
-        <w:t>从产业链角度看，医疗科技 行业主要由上游设备厂商、</w:t>
+        <w:t>风险管理部认为，消费科技 行业仍然面临若干</w:t>
         <w:br/>
-        <w:t>中游平台企业以及下游应用厂商组成。</w:t>
+        <w:t>不确定性因素，包括技术迭代风险、政策变化、</w:t>
         <w:br/>
-        <w:t>创联世纪科技有限公司 主要位于产业链的 中游 环节。</w:t>
-        <w:br/>
-      </w:r>
-    </w:p>
-    <w:p>
-      <w:r>
-        <w:br/>
-        <w:t>华辰资本旗下的 HC Alpha Growth Fund 在最近的资产配置会议中</w:t>
-        <w:br/>
-        <w:t>讨论了 机器人 行业的投资机会，并对 艾提科信科技有限公司</w:t>
-        <w:br/>
-        <w:t>进行了重点评估。</w:t>
+        <w:t>以及市场竞争加剧等问题。</w:t>
         <w:br/>
       </w:r>
     </w:p>
@@ -2526,37 +2516,37 @@
           </w:tcPr>
           <w:p>
             <w:r>
-              <w:t>国讯网络有限公司</w:t>
-            </w:r>
-          </w:p>
-        </w:tc>
-        <w:tc>
-          <w:tcPr>
-            <w:tcW w:type="dxa" w:w="2160"/>
-          </w:tcPr>
-          <w:p>
-            <w:r>
-              <w:t>云计算</w:t>
-            </w:r>
-          </w:p>
-        </w:tc>
-        <w:tc>
-          <w:tcPr>
-            <w:tcW w:type="dxa" w:w="2160"/>
-          </w:tcPr>
-          <w:p>
-            <w:r>
-              <w:t>157亿</w:t>
-            </w:r>
-          </w:p>
-        </w:tc>
-        <w:tc>
-          <w:tcPr>
-            <w:tcW w:type="dxa" w:w="2160"/>
-          </w:tcPr>
-          <w:p>
-            <w:r>
-              <w:t>6%</w:t>
+              <w:t>天开科技有限公司</w:t>
+            </w:r>
+          </w:p>
+        </w:tc>
+        <w:tc>
+          <w:tcPr>
+            <w:tcW w:type="dxa" w:w="2160"/>
+          </w:tcPr>
+          <w:p>
+            <w:r>
+              <w:t>消费科技</w:t>
+            </w:r>
+          </w:p>
+        </w:tc>
+        <w:tc>
+          <w:tcPr>
+            <w:tcW w:type="dxa" w:w="2160"/>
+          </w:tcPr>
+          <w:p>
+            <w:r>
+              <w:t>552亿</w:t>
+            </w:r>
+          </w:p>
+        </w:tc>
+        <w:tc>
+          <w:tcPr>
+            <w:tcW w:type="dxa" w:w="2160"/>
+          </w:tcPr>
+          <w:p>
+            <w:r>
+              <w:t>20%</w:t>
             </w:r>
           </w:p>
         </w:tc>
@@ -2568,37 +2558,37 @@
           </w:tcPr>
           <w:p>
             <w:r>
-              <w:t>浦华众城科技有限公司</w:t>
-            </w:r>
-          </w:p>
-        </w:tc>
-        <w:tc>
-          <w:tcPr>
-            <w:tcW w:type="dxa" w:w="2160"/>
-          </w:tcPr>
-          <w:p>
-            <w:r>
-              <w:t>半导体</w:t>
-            </w:r>
-          </w:p>
-        </w:tc>
-        <w:tc>
-          <w:tcPr>
-            <w:tcW w:type="dxa" w:w="2160"/>
-          </w:tcPr>
-          <w:p>
-            <w:r>
-              <w:t>477亿</w:t>
-            </w:r>
-          </w:p>
-        </w:tc>
-        <w:tc>
-          <w:tcPr>
-            <w:tcW w:type="dxa" w:w="2160"/>
-          </w:tcPr>
-          <w:p>
-            <w:r>
-              <w:t>19%</w:t>
+              <w:t>通际名联网络有限公司</w:t>
+            </w:r>
+          </w:p>
+        </w:tc>
+        <w:tc>
+          <w:tcPr>
+            <w:tcW w:type="dxa" w:w="2160"/>
+          </w:tcPr>
+          <w:p>
+            <w:r>
+              <w:t>机器人</w:t>
+            </w:r>
+          </w:p>
+        </w:tc>
+        <w:tc>
+          <w:tcPr>
+            <w:tcW w:type="dxa" w:w="2160"/>
+          </w:tcPr>
+          <w:p>
+            <w:r>
+              <w:t>402亿</w:t>
+            </w:r>
+          </w:p>
+        </w:tc>
+        <w:tc>
+          <w:tcPr>
+            <w:tcW w:type="dxa" w:w="2160"/>
+          </w:tcPr>
+          <w:p>
+            <w:r>
+              <w:t>15%</w:t>
             </w:r>
           </w:p>
         </w:tc>
@@ -2610,37 +2600,37 @@
           </w:tcPr>
           <w:p>
             <w:r>
-              <w:t>佳禾科技有限公司</w:t>
-            </w:r>
-          </w:p>
-        </w:tc>
-        <w:tc>
-          <w:tcPr>
-            <w:tcW w:type="dxa" w:w="2160"/>
-          </w:tcPr>
-          <w:p>
-            <w:r>
-              <w:t>半导体</w:t>
-            </w:r>
-          </w:p>
-        </w:tc>
-        <w:tc>
-          <w:tcPr>
-            <w:tcW w:type="dxa" w:w="2160"/>
-          </w:tcPr>
-          <w:p>
-            <w:r>
-              <w:t>518亿</w:t>
-            </w:r>
-          </w:p>
-        </w:tc>
-        <w:tc>
-          <w:tcPr>
-            <w:tcW w:type="dxa" w:w="2160"/>
-          </w:tcPr>
-          <w:p>
-            <w:r>
-              <w:t>6%</w:t>
+              <w:t>惠派国际公司科技有限公司</w:t>
+            </w:r>
+          </w:p>
+        </w:tc>
+        <w:tc>
+          <w:tcPr>
+            <w:tcW w:type="dxa" w:w="2160"/>
+          </w:tcPr>
+          <w:p>
+            <w:r>
+              <w:t>人工智能</w:t>
+            </w:r>
+          </w:p>
+        </w:tc>
+        <w:tc>
+          <w:tcPr>
+            <w:tcW w:type="dxa" w:w="2160"/>
+          </w:tcPr>
+          <w:p>
+            <w:r>
+              <w:t>510亿</w:t>
+            </w:r>
+          </w:p>
+        </w:tc>
+        <w:tc>
+          <w:tcPr>
+            <w:tcW w:type="dxa" w:w="2160"/>
+          </w:tcPr>
+          <w:p>
+            <w:r>
+              <w:t>14%</w:t>
             </w:r>
           </w:p>
         </w:tc>
@@ -2652,37 +2642,37 @@
           </w:tcPr>
           <w:p>
             <w:r>
-              <w:t>飞利信科技有限公司</w:t>
-            </w:r>
-          </w:p>
-        </w:tc>
-        <w:tc>
-          <w:tcPr>
-            <w:tcW w:type="dxa" w:w="2160"/>
-          </w:tcPr>
-          <w:p>
-            <w:r>
-              <w:t>新能源</w:t>
-            </w:r>
-          </w:p>
-        </w:tc>
-        <w:tc>
-          <w:tcPr>
-            <w:tcW w:type="dxa" w:w="2160"/>
-          </w:tcPr>
-          <w:p>
-            <w:r>
-              <w:t>176亿</w:t>
-            </w:r>
-          </w:p>
-        </w:tc>
-        <w:tc>
-          <w:tcPr>
-            <w:tcW w:type="dxa" w:w="2160"/>
-          </w:tcPr>
-          <w:p>
-            <w:r>
-              <w:t>13%</w:t>
+              <w:t>九方传媒有限公司</w:t>
+            </w:r>
+          </w:p>
+        </w:tc>
+        <w:tc>
+          <w:tcPr>
+            <w:tcW w:type="dxa" w:w="2160"/>
+          </w:tcPr>
+          <w:p>
+            <w:r>
+              <w:t>医疗科技</w:t>
+            </w:r>
+          </w:p>
+        </w:tc>
+        <w:tc>
+          <w:tcPr>
+            <w:tcW w:type="dxa" w:w="2160"/>
+          </w:tcPr>
+          <w:p>
+            <w:r>
+              <w:t>491亿</w:t>
+            </w:r>
+          </w:p>
+        </w:tc>
+        <w:tc>
+          <w:tcPr>
+            <w:tcW w:type="dxa" w:w="2160"/>
+          </w:tcPr>
+          <w:p>
+            <w:r>
+              <w:t>9%</w:t>
             </w:r>
           </w:p>
         </w:tc>
@@ -2694,37 +2684,37 @@
           </w:tcPr>
           <w:p>
             <w:r>
-              <w:t>浦华众城信息有限公司</w:t>
-            </w:r>
-          </w:p>
-        </w:tc>
-        <w:tc>
-          <w:tcPr>
-            <w:tcW w:type="dxa" w:w="2160"/>
-          </w:tcPr>
-          <w:p>
-            <w:r>
-              <w:t>云计算</w:t>
-            </w:r>
-          </w:p>
-        </w:tc>
-        <w:tc>
-          <w:tcPr>
-            <w:tcW w:type="dxa" w:w="2160"/>
-          </w:tcPr>
-          <w:p>
-            <w:r>
-              <w:t>630亿</w:t>
-            </w:r>
-          </w:p>
-        </w:tc>
-        <w:tc>
-          <w:tcPr>
-            <w:tcW w:type="dxa" w:w="2160"/>
-          </w:tcPr>
-          <w:p>
-            <w:r>
-              <w:t>16%</w:t>
+              <w:t>迪摩信息有限公司</w:t>
+            </w:r>
+          </w:p>
+        </w:tc>
+        <w:tc>
+          <w:tcPr>
+            <w:tcW w:type="dxa" w:w="2160"/>
+          </w:tcPr>
+          <w:p>
+            <w:r>
+              <w:t>医疗科技</w:t>
+            </w:r>
+          </w:p>
+        </w:tc>
+        <w:tc>
+          <w:tcPr>
+            <w:tcW w:type="dxa" w:w="2160"/>
+          </w:tcPr>
+          <w:p>
+            <w:r>
+              <w:t>777亿</w:t>
+            </w:r>
+          </w:p>
+        </w:tc>
+        <w:tc>
+          <w:tcPr>
+            <w:tcW w:type="dxa" w:w="2160"/>
+          </w:tcPr>
+          <w:p>
+            <w:r>
+              <w:t>21%</w:t>
             </w:r>
           </w:p>
         </w:tc>
@@ -2736,37 +2726,37 @@
           </w:tcPr>
           <w:p>
             <w:r>
-              <w:t>创亿网络有限公司</w:t>
-            </w:r>
-          </w:p>
-        </w:tc>
-        <w:tc>
-          <w:tcPr>
-            <w:tcW w:type="dxa" w:w="2160"/>
-          </w:tcPr>
-          <w:p>
-            <w:r>
-              <w:t>云计算</w:t>
-            </w:r>
-          </w:p>
-        </w:tc>
-        <w:tc>
-          <w:tcPr>
-            <w:tcW w:type="dxa" w:w="2160"/>
-          </w:tcPr>
-          <w:p>
-            <w:r>
-              <w:t>253亿</w:t>
-            </w:r>
-          </w:p>
-        </w:tc>
-        <w:tc>
-          <w:tcPr>
-            <w:tcW w:type="dxa" w:w="2160"/>
-          </w:tcPr>
-          <w:p>
-            <w:r>
-              <w:t>17%</w:t>
+              <w:t>昊嘉科技有限公司</w:t>
+            </w:r>
+          </w:p>
+        </w:tc>
+        <w:tc>
+          <w:tcPr>
+            <w:tcW w:type="dxa" w:w="2160"/>
+          </w:tcPr>
+          <w:p>
+            <w:r>
+              <w:t>医疗科技</w:t>
+            </w:r>
+          </w:p>
+        </w:tc>
+        <w:tc>
+          <w:tcPr>
+            <w:tcW w:type="dxa" w:w="2160"/>
+          </w:tcPr>
+          <w:p>
+            <w:r>
+              <w:t>773亿</w:t>
+            </w:r>
+          </w:p>
+        </w:tc>
+        <w:tc>
+          <w:tcPr>
+            <w:tcW w:type="dxa" w:w="2160"/>
+          </w:tcPr>
+          <w:p>
+            <w:r>
+              <w:t>5%</w:t>
             </w:r>
           </w:p>
         </w:tc>
@@ -2778,37 +2768,37 @@
           </w:tcPr>
           <w:p>
             <w:r>
-              <w:t>创联世纪科技有限公司</w:t>
-            </w:r>
-          </w:p>
-        </w:tc>
-        <w:tc>
-          <w:tcPr>
-            <w:tcW w:type="dxa" w:w="2160"/>
-          </w:tcPr>
-          <w:p>
-            <w:r>
-              <w:t>医疗科技</w:t>
-            </w:r>
-          </w:p>
-        </w:tc>
-        <w:tc>
-          <w:tcPr>
-            <w:tcW w:type="dxa" w:w="2160"/>
-          </w:tcPr>
-          <w:p>
-            <w:r>
-              <w:t>441亿</w:t>
-            </w:r>
-          </w:p>
-        </w:tc>
-        <w:tc>
-          <w:tcPr>
-            <w:tcW w:type="dxa" w:w="2160"/>
-          </w:tcPr>
-          <w:p>
-            <w:r>
-              <w:t>23%</w:t>
+              <w:t>飞利信科技有限公司</w:t>
+            </w:r>
+          </w:p>
+        </w:tc>
+        <w:tc>
+          <w:tcPr>
+            <w:tcW w:type="dxa" w:w="2160"/>
+          </w:tcPr>
+          <w:p>
+            <w:r>
+              <w:t>人工智能</w:t>
+            </w:r>
+          </w:p>
+        </w:tc>
+        <w:tc>
+          <w:tcPr>
+            <w:tcW w:type="dxa" w:w="2160"/>
+          </w:tcPr>
+          <w:p>
+            <w:r>
+              <w:t>332亿</w:t>
+            </w:r>
+          </w:p>
+        </w:tc>
+        <w:tc>
+          <w:tcPr>
+            <w:tcW w:type="dxa" w:w="2160"/>
+          </w:tcPr>
+          <w:p>
+            <w:r>
+              <w:t>21%</w:t>
             </w:r>
           </w:p>
         </w:tc>
@@ -2820,37 +2810,37 @@
           </w:tcPr>
           <w:p>
             <w:r>
-              <w:t>雨林木风计算机网络有限公司</w:t>
-            </w:r>
-          </w:p>
-        </w:tc>
-        <w:tc>
-          <w:tcPr>
-            <w:tcW w:type="dxa" w:w="2160"/>
-          </w:tcPr>
-          <w:p>
-            <w:r>
-              <w:t>医疗科技</w:t>
-            </w:r>
-          </w:p>
-        </w:tc>
-        <w:tc>
-          <w:tcPr>
-            <w:tcW w:type="dxa" w:w="2160"/>
-          </w:tcPr>
-          <w:p>
-            <w:r>
-              <w:t>372亿</w:t>
-            </w:r>
-          </w:p>
-        </w:tc>
-        <w:tc>
-          <w:tcPr>
-            <w:tcW w:type="dxa" w:w="2160"/>
-          </w:tcPr>
-          <w:p>
-            <w:r>
-              <w:t>6%</w:t>
+              <w:t>雨林木风计算机科技有限公司</w:t>
+            </w:r>
+          </w:p>
+        </w:tc>
+        <w:tc>
+          <w:tcPr>
+            <w:tcW w:type="dxa" w:w="2160"/>
+          </w:tcPr>
+          <w:p>
+            <w:r>
+              <w:t>半导体</w:t>
+            </w:r>
+          </w:p>
+        </w:tc>
+        <w:tc>
+          <w:tcPr>
+            <w:tcW w:type="dxa" w:w="2160"/>
+          </w:tcPr>
+          <w:p>
+            <w:r>
+              <w:t>427亿</w:t>
+            </w:r>
+          </w:p>
+        </w:tc>
+        <w:tc>
+          <w:tcPr>
+            <w:tcW w:type="dxa" w:w="2160"/>
+          </w:tcPr>
+          <w:p>
+            <w:r>
+              <w:t>18%</w:t>
             </w:r>
           </w:p>
         </w:tc>
@@ -2862,37 +2852,37 @@
           </w:tcPr>
           <w:p>
             <w:r>
-              <w:t>浦华众城科技有限公司</w:t>
-            </w:r>
-          </w:p>
-        </w:tc>
-        <w:tc>
-          <w:tcPr>
-            <w:tcW w:type="dxa" w:w="2160"/>
-          </w:tcPr>
-          <w:p>
-            <w:r>
-              <w:t>半导体</w:t>
-            </w:r>
-          </w:p>
-        </w:tc>
-        <w:tc>
-          <w:tcPr>
-            <w:tcW w:type="dxa" w:w="2160"/>
-          </w:tcPr>
-          <w:p>
-            <w:r>
-              <w:t>590亿</w:t>
-            </w:r>
-          </w:p>
-        </w:tc>
-        <w:tc>
-          <w:tcPr>
-            <w:tcW w:type="dxa" w:w="2160"/>
-          </w:tcPr>
-          <w:p>
-            <w:r>
-              <w:t>10%</w:t>
+              <w:t>华成育卓科技有限公司</w:t>
+            </w:r>
+          </w:p>
+        </w:tc>
+        <w:tc>
+          <w:tcPr>
+            <w:tcW w:type="dxa" w:w="2160"/>
+          </w:tcPr>
+          <w:p>
+            <w:r>
+              <w:t>医疗科技</w:t>
+            </w:r>
+          </w:p>
+        </w:tc>
+        <w:tc>
+          <w:tcPr>
+            <w:tcW w:type="dxa" w:w="2160"/>
+          </w:tcPr>
+          <w:p>
+            <w:r>
+              <w:t>636亿</w:t>
+            </w:r>
+          </w:p>
+        </w:tc>
+        <w:tc>
+          <w:tcPr>
+            <w:tcW w:type="dxa" w:w="2160"/>
+          </w:tcPr>
+          <w:p>
+            <w:r>
+              <w:t>14%</w:t>
             </w:r>
           </w:p>
         </w:tc>
@@ -2904,37 +2894,37 @@
           </w:tcPr>
           <w:p>
             <w:r>
-              <w:t>新宇龙信息传媒有限公司</w:t>
-            </w:r>
-          </w:p>
-        </w:tc>
-        <w:tc>
-          <w:tcPr>
-            <w:tcW w:type="dxa" w:w="2160"/>
-          </w:tcPr>
-          <w:p>
-            <w:r>
-              <w:t>机器人</w:t>
-            </w:r>
-          </w:p>
-        </w:tc>
-        <w:tc>
-          <w:tcPr>
-            <w:tcW w:type="dxa" w:w="2160"/>
-          </w:tcPr>
-          <w:p>
-            <w:r>
-              <w:t>165亿</w:t>
-            </w:r>
-          </w:p>
-        </w:tc>
-        <w:tc>
-          <w:tcPr>
-            <w:tcW w:type="dxa" w:w="2160"/>
-          </w:tcPr>
-          <w:p>
-            <w:r>
-              <w:t>14%</w:t>
+              <w:t>联软网络有限公司</w:t>
+            </w:r>
+          </w:p>
+        </w:tc>
+        <w:tc>
+          <w:tcPr>
+            <w:tcW w:type="dxa" w:w="2160"/>
+          </w:tcPr>
+          <w:p>
+            <w:r>
+              <w:t>半导体</w:t>
+            </w:r>
+          </w:p>
+        </w:tc>
+        <w:tc>
+          <w:tcPr>
+            <w:tcW w:type="dxa" w:w="2160"/>
+          </w:tcPr>
+          <w:p>
+            <w:r>
+              <w:t>110亿</w:t>
+            </w:r>
+          </w:p>
+        </w:tc>
+        <w:tc>
+          <w:tcPr>
+            <w:tcW w:type="dxa" w:w="2160"/>
+          </w:tcPr>
+          <w:p>
+            <w:r>
+              <w:t>24%</w:t>
             </w:r>
           </w:p>
         </w:tc>
@@ -2946,7 +2936,7 @@
           </w:tcPr>
           <w:p>
             <w:r>
-              <w:t>迪摩科技有限公司</w:t>
+              <w:t>华成育卓传媒有限公司</w:t>
             </w:r>
           </w:p>
         </w:tc>
@@ -2966,17 +2956,17 @@
           </w:tcPr>
           <w:p>
             <w:r>
-              <w:t>614亿</w:t>
-            </w:r>
-          </w:p>
-        </w:tc>
-        <w:tc>
-          <w:tcPr>
-            <w:tcW w:type="dxa" w:w="2160"/>
-          </w:tcPr>
-          <w:p>
-            <w:r>
-              <w:t>7%</w:t>
+              <w:t>494亿</w:t>
+            </w:r>
+          </w:p>
+        </w:tc>
+        <w:tc>
+          <w:tcPr>
+            <w:tcW w:type="dxa" w:w="2160"/>
+          </w:tcPr>
+          <w:p>
+            <w:r>
+              <w:t>30%</w:t>
             </w:r>
           </w:p>
         </w:tc>
@@ -2988,37 +2978,37 @@
           </w:tcPr>
           <w:p>
             <w:r>
-              <w:t>创亿信息有限公司</w:t>
-            </w:r>
-          </w:p>
-        </w:tc>
-        <w:tc>
-          <w:tcPr>
-            <w:tcW w:type="dxa" w:w="2160"/>
-          </w:tcPr>
-          <w:p>
-            <w:r>
-              <w:t>医疗科技</w:t>
-            </w:r>
-          </w:p>
-        </w:tc>
-        <w:tc>
-          <w:tcPr>
-            <w:tcW w:type="dxa" w:w="2160"/>
-          </w:tcPr>
-          <w:p>
-            <w:r>
-              <w:t>112亿</w:t>
-            </w:r>
-          </w:p>
-        </w:tc>
-        <w:tc>
-          <w:tcPr>
-            <w:tcW w:type="dxa" w:w="2160"/>
-          </w:tcPr>
-          <w:p>
-            <w:r>
-              <w:t>7%</w:t>
+              <w:t>信诚致远网络有限公司</w:t>
+            </w:r>
+          </w:p>
+        </w:tc>
+        <w:tc>
+          <w:tcPr>
+            <w:tcW w:type="dxa" w:w="2160"/>
+          </w:tcPr>
+          <w:p>
+            <w:r>
+              <w:t>半导体</w:t>
+            </w:r>
+          </w:p>
+        </w:tc>
+        <w:tc>
+          <w:tcPr>
+            <w:tcW w:type="dxa" w:w="2160"/>
+          </w:tcPr>
+          <w:p>
+            <w:r>
+              <w:t>106亿</w:t>
+            </w:r>
+          </w:p>
+        </w:tc>
+        <w:tc>
+          <w:tcPr>
+            <w:tcW w:type="dxa" w:w="2160"/>
+          </w:tcPr>
+          <w:p>
+            <w:r>
+              <w:t>27%</w:t>
             </w:r>
           </w:p>
         </w:tc>
@@ -3030,37 +3020,37 @@
           </w:tcPr>
           <w:p>
             <w:r>
-              <w:t>兰金电子网络有限公司</w:t>
-            </w:r>
-          </w:p>
-        </w:tc>
-        <w:tc>
-          <w:tcPr>
-            <w:tcW w:type="dxa" w:w="2160"/>
-          </w:tcPr>
-          <w:p>
-            <w:r>
-              <w:t>消费科技</w:t>
-            </w:r>
-          </w:p>
-        </w:tc>
-        <w:tc>
-          <w:tcPr>
-            <w:tcW w:type="dxa" w:w="2160"/>
-          </w:tcPr>
-          <w:p>
-            <w:r>
-              <w:t>371亿</w:t>
-            </w:r>
-          </w:p>
-        </w:tc>
-        <w:tc>
-          <w:tcPr>
-            <w:tcW w:type="dxa" w:w="2160"/>
-          </w:tcPr>
-          <w:p>
-            <w:r>
-              <w:t>23%</w:t>
+              <w:t>方正科技传媒有限公司</w:t>
+            </w:r>
+          </w:p>
+        </w:tc>
+        <w:tc>
+          <w:tcPr>
+            <w:tcW w:type="dxa" w:w="2160"/>
+          </w:tcPr>
+          <w:p>
+            <w:r>
+              <w:t>人工智能</w:t>
+            </w:r>
+          </w:p>
+        </w:tc>
+        <w:tc>
+          <w:tcPr>
+            <w:tcW w:type="dxa" w:w="2160"/>
+          </w:tcPr>
+          <w:p>
+            <w:r>
+              <w:t>648亿</w:t>
+            </w:r>
+          </w:p>
+        </w:tc>
+        <w:tc>
+          <w:tcPr>
+            <w:tcW w:type="dxa" w:w="2160"/>
+          </w:tcPr>
+          <w:p>
+            <w:r>
+              <w:t>30%</w:t>
             </w:r>
           </w:p>
         </w:tc>
@@ -3072,37 +3062,37 @@
           </w:tcPr>
           <w:p>
             <w:r>
-              <w:t>华远软件信息有限公司</w:t>
-            </w:r>
-          </w:p>
-        </w:tc>
-        <w:tc>
-          <w:tcPr>
-            <w:tcW w:type="dxa" w:w="2160"/>
-          </w:tcPr>
-          <w:p>
-            <w:r>
-              <w:t>半导体</w:t>
-            </w:r>
-          </w:p>
-        </w:tc>
-        <w:tc>
-          <w:tcPr>
-            <w:tcW w:type="dxa" w:w="2160"/>
-          </w:tcPr>
-          <w:p>
-            <w:r>
-              <w:t>552亿</w:t>
-            </w:r>
-          </w:p>
-        </w:tc>
-        <w:tc>
-          <w:tcPr>
-            <w:tcW w:type="dxa" w:w="2160"/>
-          </w:tcPr>
-          <w:p>
-            <w:r>
-              <w:t>22%</w:t>
+              <w:t>天开科技有限公司</w:t>
+            </w:r>
+          </w:p>
+        </w:tc>
+        <w:tc>
+          <w:tcPr>
+            <w:tcW w:type="dxa" w:w="2160"/>
+          </w:tcPr>
+          <w:p>
+            <w:r>
+              <w:t>消费科技</w:t>
+            </w:r>
+          </w:p>
+        </w:tc>
+        <w:tc>
+          <w:tcPr>
+            <w:tcW w:type="dxa" w:w="2160"/>
+          </w:tcPr>
+          <w:p>
+            <w:r>
+              <w:t>761亿</w:t>
+            </w:r>
+          </w:p>
+        </w:tc>
+        <w:tc>
+          <w:tcPr>
+            <w:tcW w:type="dxa" w:w="2160"/>
+          </w:tcPr>
+          <w:p>
+            <w:r>
+              <w:t>30%</w:t>
             </w:r>
           </w:p>
         </w:tc>
@@ -3114,37 +3104,37 @@
           </w:tcPr>
           <w:p>
             <w:r>
-              <w:t>南康网络有限公司</w:t>
-            </w:r>
-          </w:p>
-        </w:tc>
-        <w:tc>
-          <w:tcPr>
-            <w:tcW w:type="dxa" w:w="2160"/>
-          </w:tcPr>
-          <w:p>
-            <w:r>
-              <w:t>消费科技</w:t>
-            </w:r>
-          </w:p>
-        </w:tc>
-        <w:tc>
-          <w:tcPr>
-            <w:tcW w:type="dxa" w:w="2160"/>
-          </w:tcPr>
-          <w:p>
-            <w:r>
-              <w:t>211亿</w:t>
-            </w:r>
-          </w:p>
-        </w:tc>
-        <w:tc>
-          <w:tcPr>
-            <w:tcW w:type="dxa" w:w="2160"/>
-          </w:tcPr>
-          <w:p>
-            <w:r>
-              <w:t>15%</w:t>
+              <w:t>九方传媒有限公司</w:t>
+            </w:r>
+          </w:p>
+        </w:tc>
+        <w:tc>
+          <w:tcPr>
+            <w:tcW w:type="dxa" w:w="2160"/>
+          </w:tcPr>
+          <w:p>
+            <w:r>
+              <w:t>医疗科技</w:t>
+            </w:r>
+          </w:p>
+        </w:tc>
+        <w:tc>
+          <w:tcPr>
+            <w:tcW w:type="dxa" w:w="2160"/>
+          </w:tcPr>
+          <w:p>
+            <w:r>
+              <w:t>342亿</w:t>
+            </w:r>
+          </w:p>
+        </w:tc>
+        <w:tc>
+          <w:tcPr>
+            <w:tcW w:type="dxa" w:w="2160"/>
+          </w:tcPr>
+          <w:p>
+            <w:r>
+              <w:t>24%</w:t>
             </w:r>
           </w:p>
         </w:tc>
@@ -3161,11 +3151,46 @@
     <w:p>
       <w:r>
         <w:br/>
-        <w:t>从产业链角度看，机器人 行业主要由上游设备厂商、</w:t>
+        <w:t>华辰资本旗下的 HC Quant Arbitrage Fund 在最近的资产配置会议中</w:t>
         <w:br/>
-        <w:t>中游平台企业以及下游应用厂商组成。</w:t>
+        <w:t>讨论了 消费科技 行业的投资机会，并对 昂歌信息信息有限公司</w:t>
         <w:br/>
-        <w:t>东方峻景网络有限公司 主要位于产业链的 下游 环节。</w:t>
+        <w:t>进行了重点评估。</w:t>
+        <w:br/>
+      </w:r>
+    </w:p>
+    <w:p>
+      <w:r>
+        <w:br/>
+        <w:t>根据内部财务模型测算，富罳网络有限公司 在未来三年</w:t>
+        <w:br/>
+        <w:t>收入复合增长率预计可达到 35% 左右。</w:t>
+        <w:br/>
+        <w:t>该预测基于行业需求增长以及公司产能扩张计划。</w:t>
+        <w:br/>
+      </w:r>
+    </w:p>
+    <w:p>
+      <w:r>
+        <w:br/>
+        <w:t>根据内部财务模型测算，昂歌信息信息有限公司 在未来三年</w:t>
+        <w:br/>
+        <w:t>收入复合增长率预计可达到 25% 左右。</w:t>
+        <w:br/>
+        <w:t>该预测基于行业需求增长以及公司产能扩张计划。</w:t>
+        <w:br/>
+      </w:r>
+    </w:p>
+    <w:p>
+      <w:r>
+        <w:br/>
+        <w:t>联软科技有限公司 是中国 消费科技 行业的重要企业之一。</w:t>
+        <w:br/>
+        <w:t>根据华辰资本 风险管理部 的研究，该公司成立于 2009 年，</w:t>
+        <w:br/>
+        <w:t>目前员工规模约 7080 人。公司近年来持续加大研发投入，</w:t>
+        <w:br/>
+        <w:t>在核心技术方面形成了较强的竞争壁垒。</w:t>
         <w:br/>
       </w:r>
     </w:p>
@@ -3185,7 +3210,7 @@
         <w:br/>
         <w:t>华辰资本旗下的 HC Energy Transition Fund 在最近的资产配置会议中</w:t>
         <w:br/>
-        <w:t>讨论了 医疗科技 行业的投资机会，并对 雨林木风计算机网络有限公司</w:t>
+        <w:t>讨论了 消费科技 行业的投资机会，并对 联通时科传媒有限公司</w:t>
         <w:br/>
         <w:t>进行了重点评估。</w:t>
         <w:br/>
@@ -3194,55 +3219,24 @@
     <w:p>
       <w:r>
         <w:br/>
-        <w:t>从产业链角度看，消费科技 行业主要由上游设备厂商、</w:t>
+        <w:t>华辰资本旗下的 HC Quant Arbitrage Fund 在最近的资产配置会议中</w:t>
         <w:br/>
-        <w:t>中游平台企业以及下游应用厂商组成。</w:t>
+        <w:t>讨论了 消费科技 行业的投资机会，并对 天开科技有限公司</w:t>
         <w:br/>
-        <w:t>和泰传媒有限公司 主要位于产业链的 中游 环节。</w:t>
+        <w:t>进行了重点评估。</w:t>
         <w:br/>
       </w:r>
     </w:p>
     <w:p>
       <w:r>
         <w:br/>
-        <w:t>风险管理部认为，新能源 行业仍然面临若干</w:t>
+        <w:t>迪摩信息有限公司 是中国 医疗科技 行业的重要企业之一。</w:t>
         <w:br/>
-        <w:t>不确定性因素，包括技术迭代风险、政策变化、</w:t>
+        <w:t>根据华辰资本 风险管理部 的研究，该公司成立于 2013 年，</w:t>
         <w:br/>
-        <w:t>以及市场竞争加剧等问题。</w:t>
+        <w:t>目前员工规模约 858 人。公司近年来持续加大研发投入，</w:t>
         <w:br/>
-      </w:r>
-    </w:p>
-    <w:p>
-      <w:r>
-        <w:br/>
-        <w:t>从产业链角度看，半导体 行业主要由上游设备厂商、</w:t>
-        <w:br/>
-        <w:t>中游平台企业以及下游应用厂商组成。</w:t>
-        <w:br/>
-        <w:t>佳禾科技有限公司 主要位于产业链的 下游 环节。</w:t>
-        <w:br/>
-      </w:r>
-    </w:p>
-    <w:p>
-      <w:r>
-        <w:br/>
-        <w:t>从产业链角度看，云计算 行业主要由上游设备厂商、</w:t>
-        <w:br/>
-        <w:t>中游平台企业以及下游应用厂商组成。</w:t>
-        <w:br/>
-        <w:t>立信电子网络有限公司 主要位于产业链的 中游 环节。</w:t>
-        <w:br/>
-      </w:r>
-    </w:p>
-    <w:p>
-      <w:r>
-        <w:br/>
-        <w:t>从产业链角度看，半导体 行业主要由上游设备厂商、</w:t>
-        <w:br/>
-        <w:t>中游平台企业以及下游应用厂商组成。</w:t>
-        <w:br/>
-        <w:t>万迅电脑网络有限公司 主要位于产业链的 中游 环节。</w:t>
+        <w:t>在核心技术方面形成了较强的竞争壁垒。</w:t>
         <w:br/>
       </w:r>
     </w:p>
@@ -3306,37 +3300,37 @@
           </w:tcPr>
           <w:p>
             <w:r>
-              <w:t>天益信息有限公司</w:t>
-            </w:r>
-          </w:p>
-        </w:tc>
-        <w:tc>
-          <w:tcPr>
-            <w:tcW w:type="dxa" w:w="2160"/>
-          </w:tcPr>
-          <w:p>
-            <w:r>
-              <w:t>云计算</w:t>
-            </w:r>
-          </w:p>
-        </w:tc>
-        <w:tc>
-          <w:tcPr>
-            <w:tcW w:type="dxa" w:w="2160"/>
-          </w:tcPr>
-          <w:p>
-            <w:r>
-              <w:t>200亿</w:t>
-            </w:r>
-          </w:p>
-        </w:tc>
-        <w:tc>
-          <w:tcPr>
-            <w:tcW w:type="dxa" w:w="2160"/>
-          </w:tcPr>
-          <w:p>
-            <w:r>
-              <w:t>25%</w:t>
+              <w:t>华泰通安传媒有限公司</w:t>
+            </w:r>
+          </w:p>
+        </w:tc>
+        <w:tc>
+          <w:tcPr>
+            <w:tcW w:type="dxa" w:w="2160"/>
+          </w:tcPr>
+          <w:p>
+            <w:r>
+              <w:t>消费科技</w:t>
+            </w:r>
+          </w:p>
+        </w:tc>
+        <w:tc>
+          <w:tcPr>
+            <w:tcW w:type="dxa" w:w="2160"/>
+          </w:tcPr>
+          <w:p>
+            <w:r>
+              <w:t>623亿</w:t>
+            </w:r>
+          </w:p>
+        </w:tc>
+        <w:tc>
+          <w:tcPr>
+            <w:tcW w:type="dxa" w:w="2160"/>
+          </w:tcPr>
+          <w:p>
+            <w:r>
+              <w:t>6%</w:t>
             </w:r>
           </w:p>
         </w:tc>
@@ -3348,37 +3342,37 @@
           </w:tcPr>
           <w:p>
             <w:r>
-              <w:t>兰金电子网络有限公司</w:t>
-            </w:r>
-          </w:p>
-        </w:tc>
-        <w:tc>
-          <w:tcPr>
-            <w:tcW w:type="dxa" w:w="2160"/>
-          </w:tcPr>
-          <w:p>
-            <w:r>
-              <w:t>消费科技</w:t>
-            </w:r>
-          </w:p>
-        </w:tc>
-        <w:tc>
-          <w:tcPr>
-            <w:tcW w:type="dxa" w:w="2160"/>
-          </w:tcPr>
-          <w:p>
-            <w:r>
-              <w:t>124亿</w:t>
-            </w:r>
-          </w:p>
-        </w:tc>
-        <w:tc>
-          <w:tcPr>
-            <w:tcW w:type="dxa" w:w="2160"/>
-          </w:tcPr>
-          <w:p>
-            <w:r>
-              <w:t>13%</w:t>
+              <w:t>惠派国际公司科技有限公司</w:t>
+            </w:r>
+          </w:p>
+        </w:tc>
+        <w:tc>
+          <w:tcPr>
+            <w:tcW w:type="dxa" w:w="2160"/>
+          </w:tcPr>
+          <w:p>
+            <w:r>
+              <w:t>人工智能</w:t>
+            </w:r>
+          </w:p>
+        </w:tc>
+        <w:tc>
+          <w:tcPr>
+            <w:tcW w:type="dxa" w:w="2160"/>
+          </w:tcPr>
+          <w:p>
+            <w:r>
+              <w:t>213亿</w:t>
+            </w:r>
+          </w:p>
+        </w:tc>
+        <w:tc>
+          <w:tcPr>
+            <w:tcW w:type="dxa" w:w="2160"/>
+          </w:tcPr>
+          <w:p>
+            <w:r>
+              <w:t>15%</w:t>
             </w:r>
           </w:p>
         </w:tc>
@@ -3390,37 +3384,37 @@
           </w:tcPr>
           <w:p>
             <w:r>
-              <w:t>佳禾科技有限公司</w:t>
-            </w:r>
-          </w:p>
-        </w:tc>
-        <w:tc>
-          <w:tcPr>
-            <w:tcW w:type="dxa" w:w="2160"/>
-          </w:tcPr>
-          <w:p>
-            <w:r>
-              <w:t>半导体</w:t>
-            </w:r>
-          </w:p>
-        </w:tc>
-        <w:tc>
-          <w:tcPr>
-            <w:tcW w:type="dxa" w:w="2160"/>
-          </w:tcPr>
-          <w:p>
-            <w:r>
-              <w:t>109亿</w:t>
-            </w:r>
-          </w:p>
-        </w:tc>
-        <w:tc>
-          <w:tcPr>
-            <w:tcW w:type="dxa" w:w="2160"/>
-          </w:tcPr>
-          <w:p>
-            <w:r>
-              <w:t>13%</w:t>
+              <w:t>昊嘉科技有限公司</w:t>
+            </w:r>
+          </w:p>
+        </w:tc>
+        <w:tc>
+          <w:tcPr>
+            <w:tcW w:type="dxa" w:w="2160"/>
+          </w:tcPr>
+          <w:p>
+            <w:r>
+              <w:t>医疗科技</w:t>
+            </w:r>
+          </w:p>
+        </w:tc>
+        <w:tc>
+          <w:tcPr>
+            <w:tcW w:type="dxa" w:w="2160"/>
+          </w:tcPr>
+          <w:p>
+            <w:r>
+              <w:t>625亿</w:t>
+            </w:r>
+          </w:p>
+        </w:tc>
+        <w:tc>
+          <w:tcPr>
+            <w:tcW w:type="dxa" w:w="2160"/>
+          </w:tcPr>
+          <w:p>
+            <w:r>
+              <w:t>11%</w:t>
             </w:r>
           </w:p>
         </w:tc>
@@ -3432,37 +3426,37 @@
           </w:tcPr>
           <w:p>
             <w:r>
-              <w:t>济南亿次元网络有限公司</w:t>
-            </w:r>
-          </w:p>
-        </w:tc>
-        <w:tc>
-          <w:tcPr>
-            <w:tcW w:type="dxa" w:w="2160"/>
-          </w:tcPr>
-          <w:p>
-            <w:r>
-              <w:t>机器人</w:t>
-            </w:r>
-          </w:p>
-        </w:tc>
-        <w:tc>
-          <w:tcPr>
-            <w:tcW w:type="dxa" w:w="2160"/>
-          </w:tcPr>
-          <w:p>
-            <w:r>
-              <w:t>346亿</w:t>
-            </w:r>
-          </w:p>
-        </w:tc>
-        <w:tc>
-          <w:tcPr>
-            <w:tcW w:type="dxa" w:w="2160"/>
-          </w:tcPr>
-          <w:p>
-            <w:r>
-              <w:t>5%</w:t>
+              <w:t>惠派国际公司科技有限公司</w:t>
+            </w:r>
+          </w:p>
+        </w:tc>
+        <w:tc>
+          <w:tcPr>
+            <w:tcW w:type="dxa" w:w="2160"/>
+          </w:tcPr>
+          <w:p>
+            <w:r>
+              <w:t>人工智能</w:t>
+            </w:r>
+          </w:p>
+        </w:tc>
+        <w:tc>
+          <w:tcPr>
+            <w:tcW w:type="dxa" w:w="2160"/>
+          </w:tcPr>
+          <w:p>
+            <w:r>
+              <w:t>249亿</w:t>
+            </w:r>
+          </w:p>
+        </w:tc>
+        <w:tc>
+          <w:tcPr>
+            <w:tcW w:type="dxa" w:w="2160"/>
+          </w:tcPr>
+          <w:p>
+            <w:r>
+              <w:t>14%</w:t>
             </w:r>
           </w:p>
         </w:tc>
@@ -3474,37 +3468,37 @@
           </w:tcPr>
           <w:p>
             <w:r>
-              <w:t>鸿睿思博信息有限公司</w:t>
-            </w:r>
-          </w:p>
-        </w:tc>
-        <w:tc>
-          <w:tcPr>
-            <w:tcW w:type="dxa" w:w="2160"/>
-          </w:tcPr>
-          <w:p>
-            <w:r>
-              <w:t>半导体</w:t>
-            </w:r>
-          </w:p>
-        </w:tc>
-        <w:tc>
-          <w:tcPr>
-            <w:tcW w:type="dxa" w:w="2160"/>
-          </w:tcPr>
-          <w:p>
-            <w:r>
-              <w:t>115亿</w:t>
-            </w:r>
-          </w:p>
-        </w:tc>
-        <w:tc>
-          <w:tcPr>
-            <w:tcW w:type="dxa" w:w="2160"/>
-          </w:tcPr>
-          <w:p>
-            <w:r>
-              <w:t>5%</w:t>
+              <w:t>图龙信息传媒有限公司</w:t>
+            </w:r>
+          </w:p>
+        </w:tc>
+        <w:tc>
+          <w:tcPr>
+            <w:tcW w:type="dxa" w:w="2160"/>
+          </w:tcPr>
+          <w:p>
+            <w:r>
+              <w:t>机器人</w:t>
+            </w:r>
+          </w:p>
+        </w:tc>
+        <w:tc>
+          <w:tcPr>
+            <w:tcW w:type="dxa" w:w="2160"/>
+          </w:tcPr>
+          <w:p>
+            <w:r>
+              <w:t>145亿</w:t>
+            </w:r>
+          </w:p>
+        </w:tc>
+        <w:tc>
+          <w:tcPr>
+            <w:tcW w:type="dxa" w:w="2160"/>
+          </w:tcPr>
+          <w:p>
+            <w:r>
+              <w:t>13%</w:t>
             </w:r>
           </w:p>
         </w:tc>
@@ -3516,37 +3510,37 @@
           </w:tcPr>
           <w:p>
             <w:r>
-              <w:t>立信电子网络有限公司</w:t>
-            </w:r>
-          </w:p>
-        </w:tc>
-        <w:tc>
-          <w:tcPr>
-            <w:tcW w:type="dxa" w:w="2160"/>
-          </w:tcPr>
-          <w:p>
-            <w:r>
-              <w:t>云计算</w:t>
-            </w:r>
-          </w:p>
-        </w:tc>
-        <w:tc>
-          <w:tcPr>
-            <w:tcW w:type="dxa" w:w="2160"/>
-          </w:tcPr>
-          <w:p>
-            <w:r>
-              <w:t>661亿</w:t>
-            </w:r>
-          </w:p>
-        </w:tc>
-        <w:tc>
-          <w:tcPr>
-            <w:tcW w:type="dxa" w:w="2160"/>
-          </w:tcPr>
-          <w:p>
-            <w:r>
-              <w:t>10%</w:t>
+              <w:t>联软网络有限公司</w:t>
+            </w:r>
+          </w:p>
+        </w:tc>
+        <w:tc>
+          <w:tcPr>
+            <w:tcW w:type="dxa" w:w="2160"/>
+          </w:tcPr>
+          <w:p>
+            <w:r>
+              <w:t>半导体</w:t>
+            </w:r>
+          </w:p>
+        </w:tc>
+        <w:tc>
+          <w:tcPr>
+            <w:tcW w:type="dxa" w:w="2160"/>
+          </w:tcPr>
+          <w:p>
+            <w:r>
+              <w:t>447亿</w:t>
+            </w:r>
+          </w:p>
+        </w:tc>
+        <w:tc>
+          <w:tcPr>
+            <w:tcW w:type="dxa" w:w="2160"/>
+          </w:tcPr>
+          <w:p>
+            <w:r>
+              <w:t>12%</w:t>
             </w:r>
           </w:p>
         </w:tc>
@@ -3558,37 +3552,37 @@
           </w:tcPr>
           <w:p>
             <w:r>
-              <w:t>万迅电脑网络有限公司</w:t>
-            </w:r>
-          </w:p>
-        </w:tc>
-        <w:tc>
-          <w:tcPr>
-            <w:tcW w:type="dxa" w:w="2160"/>
-          </w:tcPr>
-          <w:p>
-            <w:r>
-              <w:t>半导体</w:t>
-            </w:r>
-          </w:p>
-        </w:tc>
-        <w:tc>
-          <w:tcPr>
-            <w:tcW w:type="dxa" w:w="2160"/>
-          </w:tcPr>
-          <w:p>
-            <w:r>
-              <w:t>504亿</w:t>
-            </w:r>
-          </w:p>
-        </w:tc>
-        <w:tc>
-          <w:tcPr>
-            <w:tcW w:type="dxa" w:w="2160"/>
-          </w:tcPr>
-          <w:p>
-            <w:r>
-              <w:t>16%</w:t>
+              <w:t>方正科技传媒有限公司</w:t>
+            </w:r>
+          </w:p>
+        </w:tc>
+        <w:tc>
+          <w:tcPr>
+            <w:tcW w:type="dxa" w:w="2160"/>
+          </w:tcPr>
+          <w:p>
+            <w:r>
+              <w:t>人工智能</w:t>
+            </w:r>
+          </w:p>
+        </w:tc>
+        <w:tc>
+          <w:tcPr>
+            <w:tcW w:type="dxa" w:w="2160"/>
+          </w:tcPr>
+          <w:p>
+            <w:r>
+              <w:t>400亿</w:t>
+            </w:r>
+          </w:p>
+        </w:tc>
+        <w:tc>
+          <w:tcPr>
+            <w:tcW w:type="dxa" w:w="2160"/>
+          </w:tcPr>
+          <w:p>
+            <w:r>
+              <w:t>26%</w:t>
             </w:r>
           </w:p>
         </w:tc>
@@ -3600,37 +3594,37 @@
           </w:tcPr>
           <w:p>
             <w:r>
-              <w:t>济南亿次元网络有限公司</w:t>
-            </w:r>
-          </w:p>
-        </w:tc>
-        <w:tc>
-          <w:tcPr>
-            <w:tcW w:type="dxa" w:w="2160"/>
-          </w:tcPr>
-          <w:p>
-            <w:r>
-              <w:t>机器人</w:t>
-            </w:r>
-          </w:p>
-        </w:tc>
-        <w:tc>
-          <w:tcPr>
-            <w:tcW w:type="dxa" w:w="2160"/>
-          </w:tcPr>
-          <w:p>
-            <w:r>
-              <w:t>652亿</w:t>
-            </w:r>
-          </w:p>
-        </w:tc>
-        <w:tc>
-          <w:tcPr>
-            <w:tcW w:type="dxa" w:w="2160"/>
-          </w:tcPr>
-          <w:p>
-            <w:r>
-              <w:t>23%</w:t>
+              <w:t>方正科技传媒有限公司</w:t>
+            </w:r>
+          </w:p>
+        </w:tc>
+        <w:tc>
+          <w:tcPr>
+            <w:tcW w:type="dxa" w:w="2160"/>
+          </w:tcPr>
+          <w:p>
+            <w:r>
+              <w:t>人工智能</w:t>
+            </w:r>
+          </w:p>
+        </w:tc>
+        <w:tc>
+          <w:tcPr>
+            <w:tcW w:type="dxa" w:w="2160"/>
+          </w:tcPr>
+          <w:p>
+            <w:r>
+              <w:t>139亿</w:t>
+            </w:r>
+          </w:p>
+        </w:tc>
+        <w:tc>
+          <w:tcPr>
+            <w:tcW w:type="dxa" w:w="2160"/>
+          </w:tcPr>
+          <w:p>
+            <w:r>
+              <w:t>8%</w:t>
             </w:r>
           </w:p>
         </w:tc>
@@ -3642,37 +3636,37 @@
           </w:tcPr>
           <w:p>
             <w:r>
-              <w:t>济南亿次元网络有限公司</w:t>
-            </w:r>
-          </w:p>
-        </w:tc>
-        <w:tc>
-          <w:tcPr>
-            <w:tcW w:type="dxa" w:w="2160"/>
-          </w:tcPr>
-          <w:p>
-            <w:r>
-              <w:t>机器人</w:t>
-            </w:r>
-          </w:p>
-        </w:tc>
-        <w:tc>
-          <w:tcPr>
-            <w:tcW w:type="dxa" w:w="2160"/>
-          </w:tcPr>
-          <w:p>
-            <w:r>
-              <w:t>500亿</w:t>
-            </w:r>
-          </w:p>
-        </w:tc>
-        <w:tc>
-          <w:tcPr>
-            <w:tcW w:type="dxa" w:w="2160"/>
-          </w:tcPr>
-          <w:p>
-            <w:r>
-              <w:t>14%</w:t>
+              <w:t>佳禾传媒有限公司</w:t>
+            </w:r>
+          </w:p>
+        </w:tc>
+        <w:tc>
+          <w:tcPr>
+            <w:tcW w:type="dxa" w:w="2160"/>
+          </w:tcPr>
+          <w:p>
+            <w:r>
+              <w:t>云计算</w:t>
+            </w:r>
+          </w:p>
+        </w:tc>
+        <w:tc>
+          <w:tcPr>
+            <w:tcW w:type="dxa" w:w="2160"/>
+          </w:tcPr>
+          <w:p>
+            <w:r>
+              <w:t>385亿</w:t>
+            </w:r>
+          </w:p>
+        </w:tc>
+        <w:tc>
+          <w:tcPr>
+            <w:tcW w:type="dxa" w:w="2160"/>
+          </w:tcPr>
+          <w:p>
+            <w:r>
+              <w:t>26%</w:t>
             </w:r>
           </w:p>
         </w:tc>
@@ -3684,37 +3678,37 @@
           </w:tcPr>
           <w:p>
             <w:r>
-              <w:t>九方信息有限公司</w:t>
-            </w:r>
-          </w:p>
-        </w:tc>
-        <w:tc>
-          <w:tcPr>
-            <w:tcW w:type="dxa" w:w="2160"/>
-          </w:tcPr>
-          <w:p>
-            <w:r>
-              <w:t>新能源</w:t>
-            </w:r>
-          </w:p>
-        </w:tc>
-        <w:tc>
-          <w:tcPr>
-            <w:tcW w:type="dxa" w:w="2160"/>
-          </w:tcPr>
-          <w:p>
-            <w:r>
-              <w:t>544亿</w:t>
-            </w:r>
-          </w:p>
-        </w:tc>
-        <w:tc>
-          <w:tcPr>
-            <w:tcW w:type="dxa" w:w="2160"/>
-          </w:tcPr>
-          <w:p>
-            <w:r>
-              <w:t>22%</w:t>
+              <w:t>精芯信息有限公司</w:t>
+            </w:r>
+          </w:p>
+        </w:tc>
+        <w:tc>
+          <w:tcPr>
+            <w:tcW w:type="dxa" w:w="2160"/>
+          </w:tcPr>
+          <w:p>
+            <w:r>
+              <w:t>半导体</w:t>
+            </w:r>
+          </w:p>
+        </w:tc>
+        <w:tc>
+          <w:tcPr>
+            <w:tcW w:type="dxa" w:w="2160"/>
+          </w:tcPr>
+          <w:p>
+            <w:r>
+              <w:t>345亿</w:t>
+            </w:r>
+          </w:p>
+        </w:tc>
+        <w:tc>
+          <w:tcPr>
+            <w:tcW w:type="dxa" w:w="2160"/>
+          </w:tcPr>
+          <w:p>
+            <w:r>
+              <w:t>6%</w:t>
             </w:r>
           </w:p>
         </w:tc>
@@ -3726,37 +3720,37 @@
           </w:tcPr>
           <w:p>
             <w:r>
-              <w:t>浦华众城科技有限公司</w:t>
-            </w:r>
-          </w:p>
-        </w:tc>
-        <w:tc>
-          <w:tcPr>
-            <w:tcW w:type="dxa" w:w="2160"/>
-          </w:tcPr>
-          <w:p>
-            <w:r>
-              <w:t>半导体</w:t>
-            </w:r>
-          </w:p>
-        </w:tc>
-        <w:tc>
-          <w:tcPr>
-            <w:tcW w:type="dxa" w:w="2160"/>
-          </w:tcPr>
-          <w:p>
-            <w:r>
-              <w:t>202亿</w:t>
-            </w:r>
-          </w:p>
-        </w:tc>
-        <w:tc>
-          <w:tcPr>
-            <w:tcW w:type="dxa" w:w="2160"/>
-          </w:tcPr>
-          <w:p>
-            <w:r>
-              <w:t>11%</w:t>
+              <w:t>良诺科技有限公司</w:t>
+            </w:r>
+          </w:p>
+        </w:tc>
+        <w:tc>
+          <w:tcPr>
+            <w:tcW w:type="dxa" w:w="2160"/>
+          </w:tcPr>
+          <w:p>
+            <w:r>
+              <w:t>云计算</w:t>
+            </w:r>
+          </w:p>
+        </w:tc>
+        <w:tc>
+          <w:tcPr>
+            <w:tcW w:type="dxa" w:w="2160"/>
+          </w:tcPr>
+          <w:p>
+            <w:r>
+              <w:t>537亿</w:t>
+            </w:r>
+          </w:p>
+        </w:tc>
+        <w:tc>
+          <w:tcPr>
+            <w:tcW w:type="dxa" w:w="2160"/>
+          </w:tcPr>
+          <w:p>
+            <w:r>
+              <w:t>6%</w:t>
             </w:r>
           </w:p>
         </w:tc>
@@ -3768,37 +3762,37 @@
           </w:tcPr>
           <w:p>
             <w:r>
-              <w:t>东方峻景网络有限公司</w:t>
-            </w:r>
-          </w:p>
-        </w:tc>
-        <w:tc>
-          <w:tcPr>
-            <w:tcW w:type="dxa" w:w="2160"/>
-          </w:tcPr>
-          <w:p>
-            <w:r>
-              <w:t>机器人</w:t>
-            </w:r>
-          </w:p>
-        </w:tc>
-        <w:tc>
-          <w:tcPr>
-            <w:tcW w:type="dxa" w:w="2160"/>
-          </w:tcPr>
-          <w:p>
-            <w:r>
-              <w:t>585亿</w:t>
-            </w:r>
-          </w:p>
-        </w:tc>
-        <w:tc>
-          <w:tcPr>
-            <w:tcW w:type="dxa" w:w="2160"/>
-          </w:tcPr>
-          <w:p>
-            <w:r>
-              <w:t>26%</w:t>
+              <w:t>中建创业科技有限公司</w:t>
+            </w:r>
+          </w:p>
+        </w:tc>
+        <w:tc>
+          <w:tcPr>
+            <w:tcW w:type="dxa" w:w="2160"/>
+          </w:tcPr>
+          <w:p>
+            <w:r>
+              <w:t>半导体</w:t>
+            </w:r>
+          </w:p>
+        </w:tc>
+        <w:tc>
+          <w:tcPr>
+            <w:tcW w:type="dxa" w:w="2160"/>
+          </w:tcPr>
+          <w:p>
+            <w:r>
+              <w:t>301亿</w:t>
+            </w:r>
+          </w:p>
+        </w:tc>
+        <w:tc>
+          <w:tcPr>
+            <w:tcW w:type="dxa" w:w="2160"/>
+          </w:tcPr>
+          <w:p>
+            <w:r>
+              <w:t>12%</w:t>
             </w:r>
           </w:p>
         </w:tc>
@@ -3810,37 +3804,37 @@
           </w:tcPr>
           <w:p>
             <w:r>
-              <w:t>飞利信科技有限公司</w:t>
-            </w:r>
-          </w:p>
-        </w:tc>
-        <w:tc>
-          <w:tcPr>
-            <w:tcW w:type="dxa" w:w="2160"/>
-          </w:tcPr>
-          <w:p>
-            <w:r>
-              <w:t>新能源</w:t>
-            </w:r>
-          </w:p>
-        </w:tc>
-        <w:tc>
-          <w:tcPr>
-            <w:tcW w:type="dxa" w:w="2160"/>
-          </w:tcPr>
-          <w:p>
-            <w:r>
-              <w:t>279亿</w:t>
-            </w:r>
-          </w:p>
-        </w:tc>
-        <w:tc>
-          <w:tcPr>
-            <w:tcW w:type="dxa" w:w="2160"/>
-          </w:tcPr>
-          <w:p>
-            <w:r>
-              <w:t>22%</w:t>
+              <w:t>华泰通安网络有限公司</w:t>
+            </w:r>
+          </w:p>
+        </w:tc>
+        <w:tc>
+          <w:tcPr>
+            <w:tcW w:type="dxa" w:w="2160"/>
+          </w:tcPr>
+          <w:p>
+            <w:r>
+              <w:t>半导体</w:t>
+            </w:r>
+          </w:p>
+        </w:tc>
+        <w:tc>
+          <w:tcPr>
+            <w:tcW w:type="dxa" w:w="2160"/>
+          </w:tcPr>
+          <w:p>
+            <w:r>
+              <w:t>697亿</w:t>
+            </w:r>
+          </w:p>
+        </w:tc>
+        <w:tc>
+          <w:tcPr>
+            <w:tcW w:type="dxa" w:w="2160"/>
+          </w:tcPr>
+          <w:p>
+            <w:r>
+              <w:t>30%</w:t>
             </w:r>
           </w:p>
         </w:tc>
@@ -3852,37 +3846,37 @@
           </w:tcPr>
           <w:p>
             <w:r>
-              <w:t>济南亿次元网络有限公司</w:t>
-            </w:r>
-          </w:p>
-        </w:tc>
-        <w:tc>
-          <w:tcPr>
-            <w:tcW w:type="dxa" w:w="2160"/>
-          </w:tcPr>
-          <w:p>
-            <w:r>
-              <w:t>机器人</w:t>
-            </w:r>
-          </w:p>
-        </w:tc>
-        <w:tc>
-          <w:tcPr>
-            <w:tcW w:type="dxa" w:w="2160"/>
-          </w:tcPr>
-          <w:p>
-            <w:r>
-              <w:t>466亿</w:t>
-            </w:r>
-          </w:p>
-        </w:tc>
-        <w:tc>
-          <w:tcPr>
-            <w:tcW w:type="dxa" w:w="2160"/>
-          </w:tcPr>
-          <w:p>
-            <w:r>
-              <w:t>14%</w:t>
+              <w:t>良诺科技有限公司</w:t>
+            </w:r>
+          </w:p>
+        </w:tc>
+        <w:tc>
+          <w:tcPr>
+            <w:tcW w:type="dxa" w:w="2160"/>
+          </w:tcPr>
+          <w:p>
+            <w:r>
+              <w:t>云计算</w:t>
+            </w:r>
+          </w:p>
+        </w:tc>
+        <w:tc>
+          <w:tcPr>
+            <w:tcW w:type="dxa" w:w="2160"/>
+          </w:tcPr>
+          <w:p>
+            <w:r>
+              <w:t>731亿</w:t>
+            </w:r>
+          </w:p>
+        </w:tc>
+        <w:tc>
+          <w:tcPr>
+            <w:tcW w:type="dxa" w:w="2160"/>
+          </w:tcPr>
+          <w:p>
+            <w:r>
+              <w:t>5%</w:t>
             </w:r>
           </w:p>
         </w:tc>
@@ -3894,37 +3888,37 @@
           </w:tcPr>
           <w:p>
             <w:r>
-              <w:t>创联世纪科技有限公司</w:t>
-            </w:r>
-          </w:p>
-        </w:tc>
-        <w:tc>
-          <w:tcPr>
-            <w:tcW w:type="dxa" w:w="2160"/>
-          </w:tcPr>
-          <w:p>
-            <w:r>
-              <w:t>医疗科技</w:t>
-            </w:r>
-          </w:p>
-        </w:tc>
-        <w:tc>
-          <w:tcPr>
-            <w:tcW w:type="dxa" w:w="2160"/>
-          </w:tcPr>
-          <w:p>
-            <w:r>
-              <w:t>478亿</w:t>
-            </w:r>
-          </w:p>
-        </w:tc>
-        <w:tc>
-          <w:tcPr>
-            <w:tcW w:type="dxa" w:w="2160"/>
-          </w:tcPr>
-          <w:p>
-            <w:r>
-              <w:t>16%</w:t>
+              <w:t>新格林耐特网络有限公司</w:t>
+            </w:r>
+          </w:p>
+        </w:tc>
+        <w:tc>
+          <w:tcPr>
+            <w:tcW w:type="dxa" w:w="2160"/>
+          </w:tcPr>
+          <w:p>
+            <w:r>
+              <w:t>人工智能</w:t>
+            </w:r>
+          </w:p>
+        </w:tc>
+        <w:tc>
+          <w:tcPr>
+            <w:tcW w:type="dxa" w:w="2160"/>
+          </w:tcPr>
+          <w:p>
+            <w:r>
+              <w:t>700亿</w:t>
+            </w:r>
+          </w:p>
+        </w:tc>
+        <w:tc>
+          <w:tcPr>
+            <w:tcW w:type="dxa" w:w="2160"/>
+          </w:tcPr>
+          <w:p>
+            <w:r>
+              <w:t>10%</w:t>
             </w:r>
           </w:p>
         </w:tc>
